--- a/CÔNG TY TNHH TMDV KHÁNH HƯNG/Notes.docx
+++ b/CÔNG TY TNHH TMDV KHÁNH HƯNG/Notes.docx
@@ -1,6 +1,6 @@
 
 <file path=word/document.xml><?xml version="1.0" encoding="utf-8"?>
-<w:document xmlns:wpc="http://schemas.microsoft.com/office/word/2010/wordprocessingCanvas" xmlns:cx="http://schemas.microsoft.com/office/drawing/2014/chartex" xmlns:cx1="http://schemas.microsoft.com/office/drawing/2015/9/8/chartex" xmlns:mc="http://schemas.openxmlformats.org/markup-compatibility/2006" xmlns:o="urn:schemas-microsoft-com:office:office" xmlns:r="http://schemas.openxmlformats.org/officeDocument/2006/relationships" xmlns:m="http://schemas.openxmlformats.org/officeDocument/2006/math" xmlns:v="urn:schemas-microsoft-com:vml" xmlns:wp14="http://schemas.microsoft.com/office/word/2010/wordprocessingDrawing" xmlns:wp="http://schemas.openxmlformats.org/drawingml/2006/wordprocessingDrawing" xmlns:w10="urn:schemas-microsoft-com:office:word" xmlns:w="http://schemas.openxmlformats.org/wordprocessingml/2006/main" xmlns:w14="http://schemas.microsoft.com/office/word/2010/wordml" xmlns:w15="http://schemas.microsoft.com/office/word/2012/wordml" xmlns:w16se="http://schemas.microsoft.com/office/word/2015/wordml/symex" xmlns:wpg="http://schemas.microsoft.com/office/word/2010/wordprocessingGroup" xmlns:wpi="http://schemas.microsoft.com/office/word/2010/wordprocessingInk" xmlns:wne="http://schemas.microsoft.com/office/word/2006/wordml" xmlns:wps="http://schemas.microsoft.com/office/word/2010/wordprocessingShape" mc:Ignorable="w14 w15 w16se wp14">
+<w:document xmlns:wpc="http://schemas.microsoft.com/office/word/2010/wordprocessingCanvas" xmlns:cx="http://schemas.microsoft.com/office/drawing/2014/chartex" xmlns:mc="http://schemas.openxmlformats.org/markup-compatibility/2006" xmlns:o="urn:schemas-microsoft-com:office:office" xmlns:r="http://schemas.openxmlformats.org/officeDocument/2006/relationships" xmlns:m="http://schemas.openxmlformats.org/officeDocument/2006/math" xmlns:v="urn:schemas-microsoft-com:vml" xmlns:wp14="http://schemas.microsoft.com/office/word/2010/wordprocessingDrawing" xmlns:wp="http://schemas.openxmlformats.org/drawingml/2006/wordprocessingDrawing" xmlns:w10="urn:schemas-microsoft-com:office:word" xmlns:w="http://schemas.openxmlformats.org/wordprocessingml/2006/main" xmlns:w14="http://schemas.microsoft.com/office/word/2010/wordml" xmlns:w15="http://schemas.microsoft.com/office/word/2012/wordml" xmlns:w16se="http://schemas.microsoft.com/office/word/2015/wordml/symex" xmlns:wpg="http://schemas.microsoft.com/office/word/2010/wordprocessingGroup" xmlns:wpi="http://schemas.microsoft.com/office/word/2010/wordprocessingInk" xmlns:wne="http://schemas.microsoft.com/office/word/2006/wordml" xmlns:wps="http://schemas.microsoft.com/office/word/2010/wordprocessingShape" mc:Ignorable="w14 w15 w16se wp14">
   <w:body>
     <w:p>
       <w:pPr>
@@ -10,8 +10,8 @@
           <w:rFonts w:ascii="Times New Roman" w:eastAsia="Times New Roman" w:hAnsi="Times New Roman" w:cs="Times New Roman"/>
           <w:b/>
           <w:bCs/>
-          <w:sz w:val="36"/>
-          <w:szCs w:val="36"/>
+          <w:sz w:val="26"/>
+          <w:szCs w:val="26"/>
         </w:rPr>
       </w:pPr>
       <w:r>
@@ -19,8 +19,8 @@
           <w:rFonts w:ascii="Times New Roman" w:eastAsia="Times New Roman" w:hAnsi="Times New Roman" w:cs="Times New Roman"/>
           <w:b/>
           <w:bCs/>
-          <w:sz w:val="36"/>
-          <w:szCs w:val="36"/>
+          <w:sz w:val="26"/>
+          <w:szCs w:val="26"/>
         </w:rPr>
         <w:t>THÔNG TIN CHUNG</w:t>
       </w:r>
@@ -34,8 +34,8 @@
         <w:spacing w:before="100" w:beforeAutospacing="1" w:after="100" w:afterAutospacing="1" w:line="240" w:lineRule="auto"/>
         <w:rPr>
           <w:rFonts w:ascii="Times New Roman" w:eastAsia="Times New Roman" w:hAnsi="Times New Roman" w:cs="Times New Roman"/>
-          <w:sz w:val="24"/>
-          <w:szCs w:val="24"/>
+          <w:sz w:val="26"/>
+          <w:szCs w:val="26"/>
         </w:rPr>
       </w:pPr>
       <w:r>
@@ -43,16 +43,16 @@
           <w:rFonts w:ascii="Times New Roman" w:eastAsia="Times New Roman" w:hAnsi="Times New Roman" w:cs="Times New Roman"/>
           <w:b/>
           <w:bCs/>
-          <w:sz w:val="24"/>
-          <w:szCs w:val="24"/>
+          <w:sz w:val="26"/>
+          <w:szCs w:val="26"/>
         </w:rPr>
         <w:t>Cơ quan cấp:</w:t>
       </w:r>
       <w:r>
         <w:rPr>
           <w:rFonts w:ascii="Times New Roman" w:eastAsia="Times New Roman" w:hAnsi="Times New Roman" w:cs="Times New Roman"/>
-          <w:sz w:val="24"/>
-          <w:szCs w:val="24"/>
+          <w:sz w:val="26"/>
+          <w:szCs w:val="26"/>
         </w:rPr>
         <w:t xml:space="preserve"> Sở Kế hoạch và Đầu tư Tỉnh Bình Dương - Phòng Đăng ký kinh doanh.</w:t>
       </w:r>
@@ -66,8 +66,8 @@
         <w:spacing w:before="100" w:beforeAutospacing="1" w:after="100" w:afterAutospacing="1" w:line="240" w:lineRule="auto"/>
         <w:rPr>
           <w:rFonts w:ascii="Times New Roman" w:eastAsia="Times New Roman" w:hAnsi="Times New Roman" w:cs="Times New Roman"/>
-          <w:sz w:val="24"/>
-          <w:szCs w:val="24"/>
+          <w:sz w:val="26"/>
+          <w:szCs w:val="26"/>
         </w:rPr>
       </w:pPr>
       <w:r>
@@ -75,16 +75,16 @@
           <w:rFonts w:ascii="Times New Roman" w:eastAsia="Times New Roman" w:hAnsi="Times New Roman" w:cs="Times New Roman"/>
           <w:b/>
           <w:bCs/>
-          <w:sz w:val="24"/>
-          <w:szCs w:val="24"/>
+          <w:sz w:val="26"/>
+          <w:szCs w:val="26"/>
         </w:rPr>
         <w:t>Tên công ty viết bằng tiếng Việt:</w:t>
       </w:r>
       <w:r>
         <w:rPr>
           <w:rFonts w:ascii="Times New Roman" w:eastAsia="Times New Roman" w:hAnsi="Times New Roman" w:cs="Times New Roman"/>
-          <w:sz w:val="24"/>
-          <w:szCs w:val="24"/>
+          <w:sz w:val="26"/>
+          <w:szCs w:val="26"/>
         </w:rPr>
         <w:t xml:space="preserve"> CÔNG TY TNHH TMDV KHÁNH HƯNG.</w:t>
       </w:r>
@@ -98,8 +98,8 @@
         <w:spacing w:before="100" w:beforeAutospacing="1" w:after="100" w:afterAutospacing="1" w:line="240" w:lineRule="auto"/>
         <w:rPr>
           <w:rFonts w:ascii="Times New Roman" w:eastAsia="Times New Roman" w:hAnsi="Times New Roman" w:cs="Times New Roman"/>
-          <w:sz w:val="24"/>
-          <w:szCs w:val="24"/>
+          <w:sz w:val="26"/>
+          <w:szCs w:val="26"/>
         </w:rPr>
       </w:pPr>
       <w:r>
@@ -107,16 +107,16 @@
           <w:rFonts w:ascii="Times New Roman" w:eastAsia="Times New Roman" w:hAnsi="Times New Roman" w:cs="Times New Roman"/>
           <w:b/>
           <w:bCs/>
-          <w:sz w:val="24"/>
-          <w:szCs w:val="24"/>
+          <w:sz w:val="26"/>
+          <w:szCs w:val="26"/>
         </w:rPr>
         <w:t>Tên công ty viết bằng tiếng nước ngoài:</w:t>
       </w:r>
       <w:r>
         <w:rPr>
           <w:rFonts w:ascii="Times New Roman" w:eastAsia="Times New Roman" w:hAnsi="Times New Roman" w:cs="Times New Roman"/>
-          <w:sz w:val="24"/>
-          <w:szCs w:val="24"/>
+          <w:sz w:val="26"/>
+          <w:szCs w:val="26"/>
         </w:rPr>
         <w:t xml:space="preserve"> KHANH HUNG TMDV COMPANY LIMITED.</w:t>
       </w:r>
@@ -130,8 +130,8 @@
         <w:spacing w:before="100" w:beforeAutospacing="1" w:after="100" w:afterAutospacing="1" w:line="240" w:lineRule="auto"/>
         <w:rPr>
           <w:rFonts w:ascii="Times New Roman" w:eastAsia="Times New Roman" w:hAnsi="Times New Roman" w:cs="Times New Roman"/>
-          <w:sz w:val="24"/>
-          <w:szCs w:val="24"/>
+          <w:sz w:val="26"/>
+          <w:szCs w:val="26"/>
         </w:rPr>
       </w:pPr>
       <w:r>
@@ -139,16 +139,16 @@
           <w:rFonts w:ascii="Times New Roman" w:eastAsia="Times New Roman" w:hAnsi="Times New Roman" w:cs="Times New Roman"/>
           <w:b/>
           <w:bCs/>
-          <w:sz w:val="24"/>
-          <w:szCs w:val="24"/>
+          <w:sz w:val="26"/>
+          <w:szCs w:val="26"/>
         </w:rPr>
         <w:t>Mã số doanh nghiệp:</w:t>
       </w:r>
       <w:r>
         <w:rPr>
           <w:rFonts w:ascii="Times New Roman" w:eastAsia="Times New Roman" w:hAnsi="Times New Roman" w:cs="Times New Roman"/>
-          <w:sz w:val="24"/>
-          <w:szCs w:val="24"/>
+          <w:sz w:val="26"/>
+          <w:szCs w:val="26"/>
         </w:rPr>
         <w:t xml:space="preserve"> 3702758960.</w:t>
       </w:r>
@@ -162,8 +162,8 @@
         <w:spacing w:before="100" w:beforeAutospacing="1" w:after="100" w:afterAutospacing="1" w:line="240" w:lineRule="auto"/>
         <w:rPr>
           <w:rFonts w:ascii="Times New Roman" w:eastAsia="Times New Roman" w:hAnsi="Times New Roman" w:cs="Times New Roman"/>
-          <w:sz w:val="24"/>
-          <w:szCs w:val="24"/>
+          <w:sz w:val="26"/>
+          <w:szCs w:val="26"/>
         </w:rPr>
       </w:pPr>
       <w:r>
@@ -171,16 +171,16 @@
           <w:rFonts w:ascii="Times New Roman" w:eastAsia="Times New Roman" w:hAnsi="Times New Roman" w:cs="Times New Roman"/>
           <w:b/>
           <w:bCs/>
-          <w:sz w:val="24"/>
-          <w:szCs w:val="24"/>
+          <w:sz w:val="26"/>
+          <w:szCs w:val="26"/>
         </w:rPr>
         <w:t>Đăng ký lần đầu:</w:t>
       </w:r>
       <w:r>
         <w:rPr>
           <w:rFonts w:ascii="Times New Roman" w:eastAsia="Times New Roman" w:hAnsi="Times New Roman" w:cs="Times New Roman"/>
-          <w:sz w:val="24"/>
-          <w:szCs w:val="24"/>
+          <w:sz w:val="26"/>
+          <w:szCs w:val="26"/>
         </w:rPr>
         <w:t xml:space="preserve"> Ngày 08 tháng 04 năm 2019.</w:t>
       </w:r>
@@ -194,8 +194,8 @@
         <w:spacing w:before="100" w:beforeAutospacing="1" w:after="100" w:afterAutospacing="1" w:line="240" w:lineRule="auto"/>
         <w:rPr>
           <w:rFonts w:ascii="Times New Roman" w:eastAsia="Times New Roman" w:hAnsi="Times New Roman" w:cs="Times New Roman"/>
-          <w:sz w:val="24"/>
-          <w:szCs w:val="24"/>
+          <w:sz w:val="26"/>
+          <w:szCs w:val="26"/>
         </w:rPr>
       </w:pPr>
       <w:r>
@@ -203,16 +203,16 @@
           <w:rFonts w:ascii="Times New Roman" w:eastAsia="Times New Roman" w:hAnsi="Times New Roman" w:cs="Times New Roman"/>
           <w:b/>
           <w:bCs/>
-          <w:sz w:val="24"/>
-          <w:szCs w:val="24"/>
+          <w:sz w:val="26"/>
+          <w:szCs w:val="26"/>
         </w:rPr>
         <w:t>Đăng ký thay đổi lần thứ 5:</w:t>
       </w:r>
       <w:r>
         <w:rPr>
           <w:rFonts w:ascii="Times New Roman" w:eastAsia="Times New Roman" w:hAnsi="Times New Roman" w:cs="Times New Roman"/>
-          <w:sz w:val="24"/>
-          <w:szCs w:val="24"/>
+          <w:sz w:val="26"/>
+          <w:szCs w:val="26"/>
         </w:rPr>
         <w:t xml:space="preserve"> Ngày 04 tháng 10 năm 2024.</w:t>
       </w:r>
@@ -226,8 +226,8 @@
         <w:spacing w:before="100" w:beforeAutospacing="1" w:after="100" w:afterAutospacing="1" w:line="240" w:lineRule="auto"/>
         <w:rPr>
           <w:rFonts w:ascii="Times New Roman" w:eastAsia="Times New Roman" w:hAnsi="Times New Roman" w:cs="Times New Roman"/>
-          <w:sz w:val="24"/>
-          <w:szCs w:val="24"/>
+          <w:sz w:val="26"/>
+          <w:szCs w:val="26"/>
         </w:rPr>
       </w:pPr>
       <w:r>
@@ -235,16 +235,16 @@
           <w:rFonts w:ascii="Times New Roman" w:eastAsia="Times New Roman" w:hAnsi="Times New Roman" w:cs="Times New Roman"/>
           <w:b/>
           <w:bCs/>
-          <w:sz w:val="24"/>
-          <w:szCs w:val="24"/>
+          <w:sz w:val="26"/>
+          <w:szCs w:val="26"/>
         </w:rPr>
         <w:t>Loại hình doanh nghiệp:</w:t>
       </w:r>
       <w:r>
         <w:rPr>
           <w:rFonts w:ascii="Times New Roman" w:eastAsia="Times New Roman" w:hAnsi="Times New Roman" w:cs="Times New Roman"/>
-          <w:sz w:val="24"/>
-          <w:szCs w:val="24"/>
+          <w:sz w:val="26"/>
+          <w:szCs w:val="26"/>
         </w:rPr>
         <w:t xml:space="preserve"> Công ty trách nhiệm hữu hạn hai thành viên trở lên.</w:t>
       </w:r>
@@ -257,8 +257,8 @@
           <w:rFonts w:ascii="Times New Roman" w:eastAsia="Times New Roman" w:hAnsi="Times New Roman" w:cs="Times New Roman"/>
           <w:b/>
           <w:bCs/>
-          <w:sz w:val="36"/>
-          <w:szCs w:val="36"/>
+          <w:sz w:val="26"/>
+          <w:szCs w:val="26"/>
         </w:rPr>
       </w:pPr>
       <w:r>
@@ -266,8 +266,8 @@
           <w:rFonts w:ascii="Times New Roman" w:eastAsia="Times New Roman" w:hAnsi="Times New Roman" w:cs="Times New Roman"/>
           <w:b/>
           <w:bCs/>
-          <w:sz w:val="36"/>
-          <w:szCs w:val="36"/>
+          <w:sz w:val="26"/>
+          <w:szCs w:val="26"/>
         </w:rPr>
         <w:t>ĐỊA CHỈ TRỤ SỞ VÀ VỐN</w:t>
       </w:r>
@@ -281,8 +281,8 @@
         <w:spacing w:before="100" w:beforeAutospacing="1" w:after="100" w:afterAutospacing="1" w:line="240" w:lineRule="auto"/>
         <w:rPr>
           <w:rFonts w:ascii="Times New Roman" w:eastAsia="Times New Roman" w:hAnsi="Times New Roman" w:cs="Times New Roman"/>
-          <w:sz w:val="24"/>
-          <w:szCs w:val="24"/>
+          <w:sz w:val="26"/>
+          <w:szCs w:val="26"/>
         </w:rPr>
       </w:pPr>
       <w:r>
@@ -290,32 +290,32 @@
           <w:rFonts w:ascii="Times New Roman" w:eastAsia="Times New Roman" w:hAnsi="Times New Roman" w:cs="Times New Roman"/>
           <w:b/>
           <w:bCs/>
-          <w:sz w:val="24"/>
-          <w:szCs w:val="24"/>
+          <w:sz w:val="26"/>
+          <w:szCs w:val="26"/>
         </w:rPr>
         <w:t>Địa chỉ trụ sở chính:</w:t>
       </w:r>
       <w:r>
         <w:rPr>
           <w:rFonts w:ascii="Times New Roman" w:eastAsia="Times New Roman" w:hAnsi="Times New Roman" w:cs="Times New Roman"/>
-          <w:sz w:val="24"/>
-          <w:szCs w:val="24"/>
+          <w:sz w:val="26"/>
+          <w:szCs w:val="26"/>
         </w:rPr>
         <w:t xml:space="preserve"> Ô 3, Lô DC 82, Đường NA12, KĐC Việt Sing, Khu phố Bình Giao, Phường Thuận Giao, Thành phố </w:t>
       </w:r>
       <w:r>
         <w:rPr>
           <w:rFonts w:ascii="Times New Roman" w:eastAsia="Times New Roman" w:hAnsi="Times New Roman" w:cs="Times New Roman"/>
-          <w:sz w:val="24"/>
-          <w:szCs w:val="24"/>
+          <w:sz w:val="26"/>
+          <w:szCs w:val="26"/>
         </w:rPr>
         <w:t>Hồ Chí Minh</w:t>
       </w:r>
       <w:r>
         <w:rPr>
           <w:rFonts w:ascii="Times New Roman" w:eastAsia="Times New Roman" w:hAnsi="Times New Roman" w:cs="Times New Roman"/>
-          <w:sz w:val="24"/>
-          <w:szCs w:val="24"/>
+          <w:sz w:val="26"/>
+          <w:szCs w:val="26"/>
         </w:rPr>
         <w:t>, Việt Nam.</w:t>
       </w:r>
@@ -329,8 +329,8 @@
         <w:spacing w:before="100" w:beforeAutospacing="1" w:after="100" w:afterAutospacing="1" w:line="240" w:lineRule="auto"/>
         <w:rPr>
           <w:rFonts w:ascii="Times New Roman" w:eastAsia="Times New Roman" w:hAnsi="Times New Roman" w:cs="Times New Roman"/>
-          <w:sz w:val="24"/>
-          <w:szCs w:val="24"/>
+          <w:sz w:val="26"/>
+          <w:szCs w:val="26"/>
         </w:rPr>
       </w:pPr>
       <w:r>
@@ -338,16 +338,16 @@
           <w:rFonts w:ascii="Times New Roman" w:eastAsia="Times New Roman" w:hAnsi="Times New Roman" w:cs="Times New Roman"/>
           <w:b/>
           <w:bCs/>
-          <w:sz w:val="24"/>
-          <w:szCs w:val="24"/>
+          <w:sz w:val="26"/>
+          <w:szCs w:val="26"/>
         </w:rPr>
         <w:t>Điện thoại:</w:t>
       </w:r>
       <w:r>
         <w:rPr>
           <w:rFonts w:ascii="Times New Roman" w:eastAsia="Times New Roman" w:hAnsi="Times New Roman" w:cs="Times New Roman"/>
-          <w:sz w:val="24"/>
-          <w:szCs w:val="24"/>
+          <w:sz w:val="26"/>
+          <w:szCs w:val="26"/>
         </w:rPr>
         <w:t xml:space="preserve"> 0397233898.</w:t>
       </w:r>
@@ -361,8 +361,8 @@
         <w:spacing w:before="100" w:beforeAutospacing="1" w:after="100" w:afterAutospacing="1" w:line="240" w:lineRule="auto"/>
         <w:rPr>
           <w:rFonts w:ascii="Times New Roman" w:eastAsia="Times New Roman" w:hAnsi="Times New Roman" w:cs="Times New Roman"/>
-          <w:sz w:val="24"/>
-          <w:szCs w:val="24"/>
+          <w:sz w:val="26"/>
+          <w:szCs w:val="26"/>
         </w:rPr>
       </w:pPr>
       <w:r>
@@ -370,16 +370,16 @@
           <w:rFonts w:ascii="Times New Roman" w:eastAsia="Times New Roman" w:hAnsi="Times New Roman" w:cs="Times New Roman"/>
           <w:b/>
           <w:bCs/>
-          <w:sz w:val="24"/>
-          <w:szCs w:val="24"/>
+          <w:sz w:val="26"/>
+          <w:szCs w:val="26"/>
         </w:rPr>
         <w:t>Email:</w:t>
       </w:r>
       <w:r>
         <w:rPr>
           <w:rFonts w:ascii="Times New Roman" w:eastAsia="Times New Roman" w:hAnsi="Times New Roman" w:cs="Times New Roman"/>
-          <w:sz w:val="24"/>
-          <w:szCs w:val="24"/>
+          <w:sz w:val="26"/>
+          <w:szCs w:val="26"/>
         </w:rPr>
         <w:t xml:space="preserve"> Ktsammi@gmail.com.</w:t>
       </w:r>
@@ -393,8 +393,8 @@
         <w:spacing w:before="100" w:beforeAutospacing="1" w:after="100" w:afterAutospacing="1" w:line="240" w:lineRule="auto"/>
         <w:rPr>
           <w:rFonts w:ascii="Times New Roman" w:eastAsia="Times New Roman" w:hAnsi="Times New Roman" w:cs="Times New Roman"/>
-          <w:sz w:val="24"/>
-          <w:szCs w:val="24"/>
+          <w:sz w:val="26"/>
+          <w:szCs w:val="26"/>
         </w:rPr>
       </w:pPr>
       <w:r>
@@ -402,16 +402,16 @@
           <w:rFonts w:ascii="Times New Roman" w:eastAsia="Times New Roman" w:hAnsi="Times New Roman" w:cs="Times New Roman"/>
           <w:b/>
           <w:bCs/>
-          <w:sz w:val="24"/>
-          <w:szCs w:val="24"/>
+          <w:sz w:val="26"/>
+          <w:szCs w:val="26"/>
         </w:rPr>
         <w:t>Vốn điều lệ:</w:t>
       </w:r>
       <w:r>
         <w:rPr>
           <w:rFonts w:ascii="Times New Roman" w:eastAsia="Times New Roman" w:hAnsi="Times New Roman" w:cs="Times New Roman"/>
-          <w:sz w:val="24"/>
-          <w:szCs w:val="24"/>
+          <w:sz w:val="26"/>
+          <w:szCs w:val="26"/>
         </w:rPr>
         <w:t xml:space="preserve"> 1.000.000.000 đồng (Một tỷ đồng).</w:t>
       </w:r>
@@ -421,15 +421,15 @@
         <w:spacing w:before="100" w:beforeAutospacing="1" w:after="100" w:afterAutospacing="1" w:line="240" w:lineRule="auto"/>
         <w:rPr>
           <w:rFonts w:ascii="Times New Roman" w:eastAsia="Times New Roman" w:hAnsi="Times New Roman" w:cs="Times New Roman"/>
-          <w:sz w:val="24"/>
-          <w:szCs w:val="24"/>
-        </w:rPr>
-      </w:pPr>
-      <w:r>
-        <w:rPr>
-          <w:rFonts w:ascii="Times New Roman" w:eastAsia="Times New Roman" w:hAnsi="Times New Roman" w:cs="Times New Roman"/>
-          <w:sz w:val="24"/>
-          <w:szCs w:val="24"/>
+          <w:sz w:val="26"/>
+          <w:szCs w:val="26"/>
+        </w:rPr>
+      </w:pPr>
+      <w:r>
+        <w:rPr>
+          <w:rFonts w:ascii="Times New Roman" w:eastAsia="Times New Roman" w:hAnsi="Times New Roman" w:cs="Times New Roman"/>
+          <w:sz w:val="26"/>
+          <w:szCs w:val="26"/>
         </w:rPr>
         <w:t xml:space="preserve">DANH SÁCH THÀNH VIÊN GÓP VỐN </w:t>
       </w:r>
@@ -447,12 +447,12 @@
         <w:tblLook w:val="04A0" w:firstRow="1" w:lastRow="0" w:firstColumn="1" w:lastColumn="0" w:noHBand="0" w:noVBand="1"/>
       </w:tblPr>
       <w:tblGrid>
-        <w:gridCol w:w="559"/>
-        <w:gridCol w:w="1638"/>
-        <w:gridCol w:w="1257"/>
-        <w:gridCol w:w="2231"/>
-        <w:gridCol w:w="1064"/>
-        <w:gridCol w:w="1946"/>
+        <w:gridCol w:w="597"/>
+        <w:gridCol w:w="1762"/>
+        <w:gridCol w:w="1348"/>
+        <w:gridCol w:w="2400"/>
+        <w:gridCol w:w="1142"/>
+        <w:gridCol w:w="2095"/>
       </w:tblGrid>
       <w:tr>
         <w:trPr>
@@ -476,8 +476,8 @@
               <w:spacing w:after="480" w:line="240" w:lineRule="auto"/>
               <w:rPr>
                 <w:rFonts w:ascii="Times New Roman" w:eastAsia="Times New Roman" w:hAnsi="Times New Roman" w:cs="Times New Roman"/>
-                <w:sz w:val="24"/>
-                <w:szCs w:val="24"/>
+                <w:sz w:val="26"/>
+                <w:szCs w:val="26"/>
               </w:rPr>
             </w:pPr>
             <w:r>
@@ -485,8 +485,8 @@
                 <w:rFonts w:ascii="Times New Roman" w:eastAsia="Times New Roman" w:hAnsi="Times New Roman" w:cs="Times New Roman"/>
                 <w:b/>
                 <w:bCs/>
-                <w:sz w:val="24"/>
-                <w:szCs w:val="24"/>
+                <w:sz w:val="26"/>
+                <w:szCs w:val="26"/>
               </w:rPr>
               <w:t>STT</w:t>
             </w:r>
@@ -509,8 +509,8 @@
               <w:spacing w:after="480" w:line="240" w:lineRule="auto"/>
               <w:rPr>
                 <w:rFonts w:ascii="Times New Roman" w:eastAsia="Times New Roman" w:hAnsi="Times New Roman" w:cs="Times New Roman"/>
-                <w:sz w:val="24"/>
-                <w:szCs w:val="24"/>
+                <w:sz w:val="26"/>
+                <w:szCs w:val="26"/>
               </w:rPr>
             </w:pPr>
             <w:r>
@@ -518,8 +518,8 @@
                 <w:rFonts w:ascii="Times New Roman" w:eastAsia="Times New Roman" w:hAnsi="Times New Roman" w:cs="Times New Roman"/>
                 <w:b/>
                 <w:bCs/>
-                <w:sz w:val="24"/>
-                <w:szCs w:val="24"/>
+                <w:sz w:val="26"/>
+                <w:szCs w:val="26"/>
               </w:rPr>
               <w:t>Tên thành viên</w:t>
             </w:r>
@@ -542,8 +542,8 @@
               <w:spacing w:after="480" w:line="240" w:lineRule="auto"/>
               <w:rPr>
                 <w:rFonts w:ascii="Times New Roman" w:eastAsia="Times New Roman" w:hAnsi="Times New Roman" w:cs="Times New Roman"/>
-                <w:sz w:val="24"/>
-                <w:szCs w:val="24"/>
+                <w:sz w:val="26"/>
+                <w:szCs w:val="26"/>
               </w:rPr>
             </w:pPr>
             <w:r>
@@ -551,8 +551,8 @@
                 <w:rFonts w:ascii="Times New Roman" w:eastAsia="Times New Roman" w:hAnsi="Times New Roman" w:cs="Times New Roman"/>
                 <w:b/>
                 <w:bCs/>
-                <w:sz w:val="24"/>
-                <w:szCs w:val="24"/>
+                <w:sz w:val="26"/>
+                <w:szCs w:val="26"/>
               </w:rPr>
               <w:t>Quốc tịch</w:t>
             </w:r>
@@ -575,8 +575,8 @@
               <w:spacing w:after="480" w:line="240" w:lineRule="auto"/>
               <w:rPr>
                 <w:rFonts w:ascii="Times New Roman" w:eastAsia="Times New Roman" w:hAnsi="Times New Roman" w:cs="Times New Roman"/>
-                <w:sz w:val="24"/>
-                <w:szCs w:val="24"/>
+                <w:sz w:val="26"/>
+                <w:szCs w:val="26"/>
               </w:rPr>
             </w:pPr>
             <w:r>
@@ -584,8 +584,8 @@
                 <w:rFonts w:ascii="Times New Roman" w:eastAsia="Times New Roman" w:hAnsi="Times New Roman" w:cs="Times New Roman"/>
                 <w:b/>
                 <w:bCs/>
-                <w:sz w:val="24"/>
-                <w:szCs w:val="24"/>
+                <w:sz w:val="26"/>
+                <w:szCs w:val="26"/>
               </w:rPr>
               <w:t>Phần vốn góp (VNĐ)</w:t>
             </w:r>
@@ -608,8 +608,8 @@
               <w:spacing w:after="480" w:line="240" w:lineRule="auto"/>
               <w:rPr>
                 <w:rFonts w:ascii="Times New Roman" w:eastAsia="Times New Roman" w:hAnsi="Times New Roman" w:cs="Times New Roman"/>
-                <w:sz w:val="24"/>
-                <w:szCs w:val="24"/>
+                <w:sz w:val="26"/>
+                <w:szCs w:val="26"/>
               </w:rPr>
             </w:pPr>
             <w:r>
@@ -617,8 +617,8 @@
                 <w:rFonts w:ascii="Times New Roman" w:eastAsia="Times New Roman" w:hAnsi="Times New Roman" w:cs="Times New Roman"/>
                 <w:b/>
                 <w:bCs/>
-                <w:sz w:val="24"/>
-                <w:szCs w:val="24"/>
+                <w:sz w:val="26"/>
+                <w:szCs w:val="26"/>
               </w:rPr>
               <w:t>Tỷ lệ (%)</w:t>
             </w:r>
@@ -641,8 +641,8 @@
               <w:spacing w:after="480" w:line="240" w:lineRule="auto"/>
               <w:rPr>
                 <w:rFonts w:ascii="Times New Roman" w:eastAsia="Times New Roman" w:hAnsi="Times New Roman" w:cs="Times New Roman"/>
-                <w:sz w:val="24"/>
-                <w:szCs w:val="24"/>
+                <w:sz w:val="26"/>
+                <w:szCs w:val="26"/>
               </w:rPr>
             </w:pPr>
             <w:r>
@@ -650,8 +650,8 @@
                 <w:rFonts w:ascii="Times New Roman" w:eastAsia="Times New Roman" w:hAnsi="Times New Roman" w:cs="Times New Roman"/>
                 <w:b/>
                 <w:bCs/>
-                <w:sz w:val="24"/>
-                <w:szCs w:val="24"/>
+                <w:sz w:val="26"/>
+                <w:szCs w:val="26"/>
               </w:rPr>
               <w:t>Số giấy tờ pháp lý</w:t>
             </w:r>
@@ -679,15 +679,15 @@
               <w:spacing w:after="480" w:line="240" w:lineRule="auto"/>
               <w:rPr>
                 <w:rFonts w:ascii="Times New Roman" w:eastAsia="Times New Roman" w:hAnsi="Times New Roman" w:cs="Times New Roman"/>
-                <w:sz w:val="24"/>
-                <w:szCs w:val="24"/>
+                <w:sz w:val="26"/>
+                <w:szCs w:val="26"/>
               </w:rPr>
             </w:pPr>
             <w:r>
               <w:rPr>
                 <w:rFonts w:ascii="Times New Roman" w:eastAsia="Times New Roman" w:hAnsi="Times New Roman" w:cs="Times New Roman"/>
-                <w:sz w:val="24"/>
-                <w:szCs w:val="24"/>
+                <w:sz w:val="26"/>
+                <w:szCs w:val="26"/>
               </w:rPr>
               <w:t>1</w:t>
             </w:r>
@@ -710,15 +710,15 @@
               <w:spacing w:after="480" w:line="240" w:lineRule="auto"/>
               <w:rPr>
                 <w:rFonts w:ascii="Times New Roman" w:eastAsia="Times New Roman" w:hAnsi="Times New Roman" w:cs="Times New Roman"/>
-                <w:sz w:val="24"/>
-                <w:szCs w:val="24"/>
+                <w:sz w:val="26"/>
+                <w:szCs w:val="26"/>
               </w:rPr>
             </w:pPr>
             <w:r>
               <w:rPr>
                 <w:rFonts w:ascii="Times New Roman" w:eastAsia="Times New Roman" w:hAnsi="Times New Roman" w:cs="Times New Roman"/>
-                <w:sz w:val="24"/>
-                <w:szCs w:val="24"/>
+                <w:sz w:val="26"/>
+                <w:szCs w:val="26"/>
               </w:rPr>
               <w:t>ĐỖ THỊ THẢO</w:t>
             </w:r>
@@ -741,15 +741,15 @@
               <w:spacing w:after="480" w:line="240" w:lineRule="auto"/>
               <w:rPr>
                 <w:rFonts w:ascii="Times New Roman" w:eastAsia="Times New Roman" w:hAnsi="Times New Roman" w:cs="Times New Roman"/>
-                <w:sz w:val="24"/>
-                <w:szCs w:val="24"/>
+                <w:sz w:val="26"/>
+                <w:szCs w:val="26"/>
               </w:rPr>
             </w:pPr>
             <w:r>
               <w:rPr>
                 <w:rFonts w:ascii="Times New Roman" w:eastAsia="Times New Roman" w:hAnsi="Times New Roman" w:cs="Times New Roman"/>
-                <w:sz w:val="24"/>
-                <w:szCs w:val="24"/>
+                <w:sz w:val="26"/>
+                <w:szCs w:val="26"/>
               </w:rPr>
               <w:t>Việt Nam</w:t>
             </w:r>
@@ -772,15 +772,15 @@
               <w:spacing w:after="480" w:line="240" w:lineRule="auto"/>
               <w:rPr>
                 <w:rFonts w:ascii="Times New Roman" w:eastAsia="Times New Roman" w:hAnsi="Times New Roman" w:cs="Times New Roman"/>
-                <w:sz w:val="24"/>
-                <w:szCs w:val="24"/>
+                <w:sz w:val="26"/>
+                <w:szCs w:val="26"/>
               </w:rPr>
             </w:pPr>
             <w:r>
               <w:rPr>
                 <w:rFonts w:ascii="Times New Roman" w:eastAsia="Times New Roman" w:hAnsi="Times New Roman" w:cs="Times New Roman"/>
-                <w:sz w:val="24"/>
-                <w:szCs w:val="24"/>
+                <w:sz w:val="26"/>
+                <w:szCs w:val="26"/>
               </w:rPr>
               <w:t>510.000.000</w:t>
             </w:r>
@@ -803,15 +803,15 @@
               <w:spacing w:after="480" w:line="240" w:lineRule="auto"/>
               <w:rPr>
                 <w:rFonts w:ascii="Times New Roman" w:eastAsia="Times New Roman" w:hAnsi="Times New Roman" w:cs="Times New Roman"/>
-                <w:sz w:val="24"/>
-                <w:szCs w:val="24"/>
+                <w:sz w:val="26"/>
+                <w:szCs w:val="26"/>
               </w:rPr>
             </w:pPr>
             <w:r>
               <w:rPr>
                 <w:rFonts w:ascii="Times New Roman" w:eastAsia="Times New Roman" w:hAnsi="Times New Roman" w:cs="Times New Roman"/>
-                <w:sz w:val="24"/>
-                <w:szCs w:val="24"/>
+                <w:sz w:val="26"/>
+                <w:szCs w:val="26"/>
               </w:rPr>
               <w:t>51,000</w:t>
             </w:r>
@@ -834,15 +834,15 @@
               <w:spacing w:after="480" w:line="240" w:lineRule="auto"/>
               <w:rPr>
                 <w:rFonts w:ascii="Times New Roman" w:eastAsia="Times New Roman" w:hAnsi="Times New Roman" w:cs="Times New Roman"/>
-                <w:sz w:val="24"/>
-                <w:szCs w:val="24"/>
+                <w:sz w:val="26"/>
+                <w:szCs w:val="26"/>
               </w:rPr>
             </w:pPr>
             <w:r>
               <w:rPr>
                 <w:rFonts w:ascii="Times New Roman" w:eastAsia="Times New Roman" w:hAnsi="Times New Roman" w:cs="Times New Roman"/>
-                <w:sz w:val="24"/>
-                <w:szCs w:val="24"/>
+                <w:sz w:val="26"/>
+                <w:szCs w:val="26"/>
               </w:rPr>
               <w:t>034198001707</w:t>
             </w:r>
@@ -870,15 +870,15 @@
               <w:spacing w:after="480" w:line="240" w:lineRule="auto"/>
               <w:rPr>
                 <w:rFonts w:ascii="Times New Roman" w:eastAsia="Times New Roman" w:hAnsi="Times New Roman" w:cs="Times New Roman"/>
-                <w:sz w:val="24"/>
-                <w:szCs w:val="24"/>
+                <w:sz w:val="26"/>
+                <w:szCs w:val="26"/>
               </w:rPr>
             </w:pPr>
             <w:r>
               <w:rPr>
                 <w:rFonts w:ascii="Times New Roman" w:eastAsia="Times New Roman" w:hAnsi="Times New Roman" w:cs="Times New Roman"/>
-                <w:sz w:val="24"/>
-                <w:szCs w:val="24"/>
+                <w:sz w:val="26"/>
+                <w:szCs w:val="26"/>
               </w:rPr>
               <w:t>2</w:t>
             </w:r>
@@ -901,15 +901,15 @@
               <w:spacing w:after="480" w:line="240" w:lineRule="auto"/>
               <w:rPr>
                 <w:rFonts w:ascii="Times New Roman" w:eastAsia="Times New Roman" w:hAnsi="Times New Roman" w:cs="Times New Roman"/>
-                <w:sz w:val="24"/>
-                <w:szCs w:val="24"/>
+                <w:sz w:val="26"/>
+                <w:szCs w:val="26"/>
               </w:rPr>
             </w:pPr>
             <w:r>
               <w:rPr>
                 <w:rFonts w:ascii="Times New Roman" w:eastAsia="Times New Roman" w:hAnsi="Times New Roman" w:cs="Times New Roman"/>
-                <w:sz w:val="24"/>
-                <w:szCs w:val="24"/>
+                <w:sz w:val="26"/>
+                <w:szCs w:val="26"/>
               </w:rPr>
               <w:t>LIU, SANBAO</w:t>
             </w:r>
@@ -932,15 +932,15 @@
               <w:spacing w:after="480" w:line="240" w:lineRule="auto"/>
               <w:rPr>
                 <w:rFonts w:ascii="Times New Roman" w:eastAsia="Times New Roman" w:hAnsi="Times New Roman" w:cs="Times New Roman"/>
-                <w:sz w:val="24"/>
-                <w:szCs w:val="24"/>
+                <w:sz w:val="26"/>
+                <w:szCs w:val="26"/>
               </w:rPr>
             </w:pPr>
             <w:r>
               <w:rPr>
                 <w:rFonts w:ascii="Times New Roman" w:eastAsia="Times New Roman" w:hAnsi="Times New Roman" w:cs="Times New Roman"/>
-                <w:sz w:val="24"/>
-                <w:szCs w:val="24"/>
+                <w:sz w:val="26"/>
+                <w:szCs w:val="26"/>
               </w:rPr>
               <w:t>Trung Quốc</w:t>
             </w:r>
@@ -963,15 +963,15 @@
               <w:spacing w:after="480" w:line="240" w:lineRule="auto"/>
               <w:rPr>
                 <w:rFonts w:ascii="Times New Roman" w:eastAsia="Times New Roman" w:hAnsi="Times New Roman" w:cs="Times New Roman"/>
-                <w:sz w:val="24"/>
-                <w:szCs w:val="24"/>
+                <w:sz w:val="26"/>
+                <w:szCs w:val="26"/>
               </w:rPr>
             </w:pPr>
             <w:r>
               <w:rPr>
                 <w:rFonts w:ascii="Times New Roman" w:eastAsia="Times New Roman" w:hAnsi="Times New Roman" w:cs="Times New Roman"/>
-                <w:sz w:val="24"/>
-                <w:szCs w:val="24"/>
+                <w:sz w:val="26"/>
+                <w:szCs w:val="26"/>
               </w:rPr>
               <w:t>490.000.000</w:t>
             </w:r>
@@ -994,15 +994,15 @@
               <w:spacing w:after="480" w:line="240" w:lineRule="auto"/>
               <w:rPr>
                 <w:rFonts w:ascii="Times New Roman" w:eastAsia="Times New Roman" w:hAnsi="Times New Roman" w:cs="Times New Roman"/>
-                <w:sz w:val="24"/>
-                <w:szCs w:val="24"/>
+                <w:sz w:val="26"/>
+                <w:szCs w:val="26"/>
               </w:rPr>
             </w:pPr>
             <w:r>
               <w:rPr>
                 <w:rFonts w:ascii="Times New Roman" w:eastAsia="Times New Roman" w:hAnsi="Times New Roman" w:cs="Times New Roman"/>
-                <w:sz w:val="24"/>
-                <w:szCs w:val="24"/>
+                <w:sz w:val="26"/>
+                <w:szCs w:val="26"/>
               </w:rPr>
               <w:t>49,000</w:t>
             </w:r>
@@ -1025,15 +1025,15 @@
               <w:spacing w:after="480" w:line="240" w:lineRule="auto"/>
               <w:rPr>
                 <w:rFonts w:ascii="Times New Roman" w:eastAsia="Times New Roman" w:hAnsi="Times New Roman" w:cs="Times New Roman"/>
-                <w:sz w:val="24"/>
-                <w:szCs w:val="24"/>
+                <w:sz w:val="26"/>
+                <w:szCs w:val="26"/>
               </w:rPr>
             </w:pPr>
             <w:r>
               <w:rPr>
                 <w:rFonts w:ascii="Times New Roman" w:eastAsia="Times New Roman" w:hAnsi="Times New Roman" w:cs="Times New Roman"/>
-                <w:sz w:val="24"/>
-                <w:szCs w:val="24"/>
+                <w:sz w:val="26"/>
+                <w:szCs w:val="26"/>
               </w:rPr>
               <w:t>EB4943923</w:t>
             </w:r>
@@ -1046,15 +1046,15 @@
         <w:spacing w:before="100" w:beforeAutospacing="1" w:after="100" w:afterAutospacing="1" w:line="240" w:lineRule="auto"/>
         <w:rPr>
           <w:rFonts w:ascii="Times New Roman" w:eastAsia="Times New Roman" w:hAnsi="Times New Roman" w:cs="Times New Roman"/>
-          <w:sz w:val="24"/>
-          <w:szCs w:val="24"/>
-        </w:rPr>
-      </w:pPr>
-      <w:r>
-        <w:rPr>
-          <w:rFonts w:ascii="Times New Roman" w:eastAsia="Times New Roman" w:hAnsi="Times New Roman" w:cs="Times New Roman"/>
-          <w:sz w:val="24"/>
-          <w:szCs w:val="24"/>
+          <w:sz w:val="26"/>
+          <w:szCs w:val="26"/>
+        </w:rPr>
+      </w:pPr>
+      <w:r>
+        <w:rPr>
+          <w:rFonts w:ascii="Times New Roman" w:eastAsia="Times New Roman" w:hAnsi="Times New Roman" w:cs="Times New Roman"/>
+          <w:sz w:val="26"/>
+          <w:szCs w:val="26"/>
         </w:rPr>
         <w:t xml:space="preserve">NGƯỜI ĐẠI DIỆN THEO PHÁP LUẬT </w:t>
       </w:r>
@@ -1068,8 +1068,8 @@
         <w:spacing w:before="100" w:beforeAutospacing="1" w:after="100" w:afterAutospacing="1" w:line="240" w:lineRule="auto"/>
         <w:rPr>
           <w:rFonts w:ascii="Times New Roman" w:eastAsia="Times New Roman" w:hAnsi="Times New Roman" w:cs="Times New Roman"/>
-          <w:sz w:val="24"/>
-          <w:szCs w:val="24"/>
+          <w:sz w:val="26"/>
+          <w:szCs w:val="26"/>
         </w:rPr>
       </w:pPr>
       <w:r>
@@ -1077,16 +1077,16 @@
           <w:rFonts w:ascii="Times New Roman" w:eastAsia="Times New Roman" w:hAnsi="Times New Roman" w:cs="Times New Roman"/>
           <w:b/>
           <w:bCs/>
-          <w:sz w:val="24"/>
-          <w:szCs w:val="24"/>
+          <w:sz w:val="26"/>
+          <w:szCs w:val="26"/>
         </w:rPr>
         <w:t>Họ và tên:</w:t>
       </w:r>
       <w:r>
         <w:rPr>
           <w:rFonts w:ascii="Times New Roman" w:eastAsia="Times New Roman" w:hAnsi="Times New Roman" w:cs="Times New Roman"/>
-          <w:sz w:val="24"/>
-          <w:szCs w:val="24"/>
+          <w:sz w:val="26"/>
+          <w:szCs w:val="26"/>
         </w:rPr>
         <w:t xml:space="preserve"> ĐỖ THỊ THẢO.</w:t>
       </w:r>
@@ -1100,8 +1100,8 @@
         <w:spacing w:before="100" w:beforeAutospacing="1" w:after="100" w:afterAutospacing="1" w:line="240" w:lineRule="auto"/>
         <w:rPr>
           <w:rFonts w:ascii="Times New Roman" w:eastAsia="Times New Roman" w:hAnsi="Times New Roman" w:cs="Times New Roman"/>
-          <w:sz w:val="24"/>
-          <w:szCs w:val="24"/>
+          <w:sz w:val="26"/>
+          <w:szCs w:val="26"/>
         </w:rPr>
       </w:pPr>
       <w:r>
@@ -1109,16 +1109,16 @@
           <w:rFonts w:ascii="Times New Roman" w:eastAsia="Times New Roman" w:hAnsi="Times New Roman" w:cs="Times New Roman"/>
           <w:b/>
           <w:bCs/>
-          <w:sz w:val="24"/>
-          <w:szCs w:val="24"/>
+          <w:sz w:val="26"/>
+          <w:szCs w:val="26"/>
         </w:rPr>
         <w:t>Chức danh:</w:t>
       </w:r>
       <w:r>
         <w:rPr>
           <w:rFonts w:ascii="Times New Roman" w:eastAsia="Times New Roman" w:hAnsi="Times New Roman" w:cs="Times New Roman"/>
-          <w:sz w:val="24"/>
-          <w:szCs w:val="24"/>
+          <w:sz w:val="26"/>
+          <w:szCs w:val="26"/>
         </w:rPr>
         <w:t xml:space="preserve"> Giám đốc.</w:t>
       </w:r>
@@ -1132,8 +1132,8 @@
         <w:spacing w:before="100" w:beforeAutospacing="1" w:after="100" w:afterAutospacing="1" w:line="240" w:lineRule="auto"/>
         <w:rPr>
           <w:rFonts w:ascii="Times New Roman" w:eastAsia="Times New Roman" w:hAnsi="Times New Roman" w:cs="Times New Roman"/>
-          <w:sz w:val="24"/>
-          <w:szCs w:val="24"/>
+          <w:sz w:val="26"/>
+          <w:szCs w:val="26"/>
         </w:rPr>
       </w:pPr>
       <w:r>
@@ -1141,16 +1141,16 @@
           <w:rFonts w:ascii="Times New Roman" w:eastAsia="Times New Roman" w:hAnsi="Times New Roman" w:cs="Times New Roman"/>
           <w:b/>
           <w:bCs/>
-          <w:sz w:val="24"/>
-          <w:szCs w:val="24"/>
+          <w:sz w:val="26"/>
+          <w:szCs w:val="26"/>
         </w:rPr>
         <w:t>Giới tính:</w:t>
       </w:r>
       <w:r>
         <w:rPr>
           <w:rFonts w:ascii="Times New Roman" w:eastAsia="Times New Roman" w:hAnsi="Times New Roman" w:cs="Times New Roman"/>
-          <w:sz w:val="24"/>
-          <w:szCs w:val="24"/>
+          <w:sz w:val="26"/>
+          <w:szCs w:val="26"/>
         </w:rPr>
         <w:t xml:space="preserve"> Nữ.</w:t>
       </w:r>
@@ -1164,8 +1164,8 @@
         <w:spacing w:before="100" w:beforeAutospacing="1" w:after="100" w:afterAutospacing="1" w:line="240" w:lineRule="auto"/>
         <w:rPr>
           <w:rFonts w:ascii="Times New Roman" w:eastAsia="Times New Roman" w:hAnsi="Times New Roman" w:cs="Times New Roman"/>
-          <w:sz w:val="24"/>
-          <w:szCs w:val="24"/>
+          <w:sz w:val="26"/>
+          <w:szCs w:val="26"/>
         </w:rPr>
       </w:pPr>
       <w:r>
@@ -1173,16 +1173,16 @@
           <w:rFonts w:ascii="Times New Roman" w:eastAsia="Times New Roman" w:hAnsi="Times New Roman" w:cs="Times New Roman"/>
           <w:b/>
           <w:bCs/>
-          <w:sz w:val="24"/>
-          <w:szCs w:val="24"/>
+          <w:sz w:val="26"/>
+          <w:szCs w:val="26"/>
         </w:rPr>
         <w:t>Sinh ngày:</w:t>
       </w:r>
       <w:r>
         <w:rPr>
           <w:rFonts w:ascii="Times New Roman" w:eastAsia="Times New Roman" w:hAnsi="Times New Roman" w:cs="Times New Roman"/>
-          <w:sz w:val="24"/>
-          <w:szCs w:val="24"/>
+          <w:sz w:val="26"/>
+          <w:szCs w:val="26"/>
         </w:rPr>
         <w:t xml:space="preserve"> 28/06/1998.</w:t>
       </w:r>
@@ -1196,8 +1196,8 @@
         <w:spacing w:before="100" w:beforeAutospacing="1" w:after="100" w:afterAutospacing="1" w:line="240" w:lineRule="auto"/>
         <w:rPr>
           <w:rFonts w:ascii="Times New Roman" w:eastAsia="Times New Roman" w:hAnsi="Times New Roman" w:cs="Times New Roman"/>
-          <w:sz w:val="24"/>
-          <w:szCs w:val="24"/>
+          <w:sz w:val="26"/>
+          <w:szCs w:val="26"/>
         </w:rPr>
       </w:pPr>
       <w:r>
@@ -1205,16 +1205,16 @@
           <w:rFonts w:ascii="Times New Roman" w:eastAsia="Times New Roman" w:hAnsi="Times New Roman" w:cs="Times New Roman"/>
           <w:b/>
           <w:bCs/>
-          <w:sz w:val="24"/>
-          <w:szCs w:val="24"/>
+          <w:sz w:val="26"/>
+          <w:szCs w:val="26"/>
         </w:rPr>
         <w:t>Dân tộc:</w:t>
       </w:r>
       <w:r>
         <w:rPr>
           <w:rFonts w:ascii="Times New Roman" w:eastAsia="Times New Roman" w:hAnsi="Times New Roman" w:cs="Times New Roman"/>
-          <w:sz w:val="24"/>
-          <w:szCs w:val="24"/>
+          <w:sz w:val="26"/>
+          <w:szCs w:val="26"/>
         </w:rPr>
         <w:t xml:space="preserve"> Kinh.</w:t>
       </w:r>
@@ -1228,8 +1228,8 @@
         <w:spacing w:before="100" w:beforeAutospacing="1" w:after="100" w:afterAutospacing="1" w:line="240" w:lineRule="auto"/>
         <w:rPr>
           <w:rFonts w:ascii="Times New Roman" w:eastAsia="Times New Roman" w:hAnsi="Times New Roman" w:cs="Times New Roman"/>
-          <w:sz w:val="24"/>
-          <w:szCs w:val="24"/>
+          <w:sz w:val="26"/>
+          <w:szCs w:val="26"/>
         </w:rPr>
       </w:pPr>
       <w:r>
@@ -1237,16 +1237,16 @@
           <w:rFonts w:ascii="Times New Roman" w:eastAsia="Times New Roman" w:hAnsi="Times New Roman" w:cs="Times New Roman"/>
           <w:b/>
           <w:bCs/>
-          <w:sz w:val="24"/>
-          <w:szCs w:val="24"/>
+          <w:sz w:val="26"/>
+          <w:szCs w:val="26"/>
         </w:rPr>
         <w:t>Quốc tịch:</w:t>
       </w:r>
       <w:r>
         <w:rPr>
           <w:rFonts w:ascii="Times New Roman" w:eastAsia="Times New Roman" w:hAnsi="Times New Roman" w:cs="Times New Roman"/>
-          <w:sz w:val="24"/>
-          <w:szCs w:val="24"/>
+          <w:sz w:val="26"/>
+          <w:szCs w:val="26"/>
         </w:rPr>
         <w:t xml:space="preserve"> Việt Nam.</w:t>
       </w:r>
@@ -1260,8 +1260,8 @@
         <w:spacing w:before="100" w:beforeAutospacing="1" w:after="100" w:afterAutospacing="1" w:line="240" w:lineRule="auto"/>
         <w:rPr>
           <w:rFonts w:ascii="Times New Roman" w:eastAsia="Times New Roman" w:hAnsi="Times New Roman" w:cs="Times New Roman"/>
-          <w:sz w:val="24"/>
-          <w:szCs w:val="24"/>
+          <w:sz w:val="26"/>
+          <w:szCs w:val="26"/>
         </w:rPr>
       </w:pPr>
       <w:r>
@@ -1269,16 +1269,16 @@
           <w:rFonts w:ascii="Times New Roman" w:eastAsia="Times New Roman" w:hAnsi="Times New Roman" w:cs="Times New Roman"/>
           <w:b/>
           <w:bCs/>
-          <w:sz w:val="24"/>
-          <w:szCs w:val="24"/>
+          <w:sz w:val="26"/>
+          <w:szCs w:val="26"/>
         </w:rPr>
         <w:t>Loại giấy tờ pháp lý:</w:t>
       </w:r>
       <w:r>
         <w:rPr>
           <w:rFonts w:ascii="Times New Roman" w:eastAsia="Times New Roman" w:hAnsi="Times New Roman" w:cs="Times New Roman"/>
-          <w:sz w:val="24"/>
-          <w:szCs w:val="24"/>
+          <w:sz w:val="26"/>
+          <w:szCs w:val="26"/>
         </w:rPr>
         <w:t xml:space="preserve"> Thẻ căn cước công dân.</w:t>
       </w:r>
@@ -1292,8 +1292,8 @@
         <w:spacing w:before="100" w:beforeAutospacing="1" w:after="100" w:afterAutospacing="1" w:line="240" w:lineRule="auto"/>
         <w:rPr>
           <w:rFonts w:ascii="Times New Roman" w:eastAsia="Times New Roman" w:hAnsi="Times New Roman" w:cs="Times New Roman"/>
-          <w:sz w:val="24"/>
-          <w:szCs w:val="24"/>
+          <w:sz w:val="26"/>
+          <w:szCs w:val="26"/>
         </w:rPr>
       </w:pPr>
       <w:r>
@@ -1301,16 +1301,17 @@
           <w:rFonts w:ascii="Times New Roman" w:eastAsia="Times New Roman" w:hAnsi="Times New Roman" w:cs="Times New Roman"/>
           <w:b/>
           <w:bCs/>
-          <w:sz w:val="24"/>
-          <w:szCs w:val="24"/>
-        </w:rPr>
+          <w:sz w:val="26"/>
+          <w:szCs w:val="26"/>
+        </w:rPr>
+        <w:lastRenderedPageBreak/>
         <w:t>Số giấy tờ pháp lý:</w:t>
       </w:r>
       <w:r>
         <w:rPr>
           <w:rFonts w:ascii="Times New Roman" w:eastAsia="Times New Roman" w:hAnsi="Times New Roman" w:cs="Times New Roman"/>
-          <w:sz w:val="24"/>
-          <w:szCs w:val="24"/>
+          <w:sz w:val="26"/>
+          <w:szCs w:val="26"/>
         </w:rPr>
         <w:t xml:space="preserve"> 034198001707.</w:t>
       </w:r>
@@ -1324,8 +1325,8 @@
         <w:spacing w:before="100" w:beforeAutospacing="1" w:after="100" w:afterAutospacing="1" w:line="240" w:lineRule="auto"/>
         <w:rPr>
           <w:rFonts w:ascii="Times New Roman" w:eastAsia="Times New Roman" w:hAnsi="Times New Roman" w:cs="Times New Roman"/>
-          <w:sz w:val="24"/>
-          <w:szCs w:val="24"/>
+          <w:sz w:val="26"/>
+          <w:szCs w:val="26"/>
         </w:rPr>
       </w:pPr>
       <w:r>
@@ -1333,16 +1334,16 @@
           <w:rFonts w:ascii="Times New Roman" w:eastAsia="Times New Roman" w:hAnsi="Times New Roman" w:cs="Times New Roman"/>
           <w:b/>
           <w:bCs/>
-          <w:sz w:val="24"/>
-          <w:szCs w:val="24"/>
+          <w:sz w:val="26"/>
+          <w:szCs w:val="26"/>
         </w:rPr>
         <w:t>Ngày cấp:</w:t>
       </w:r>
       <w:r>
         <w:rPr>
           <w:rFonts w:ascii="Times New Roman" w:eastAsia="Times New Roman" w:hAnsi="Times New Roman" w:cs="Times New Roman"/>
-          <w:sz w:val="24"/>
-          <w:szCs w:val="24"/>
+          <w:sz w:val="26"/>
+          <w:szCs w:val="26"/>
         </w:rPr>
         <w:t xml:space="preserve"> 06/10/2022.</w:t>
       </w:r>
@@ -1356,8 +1357,8 @@
         <w:spacing w:before="100" w:beforeAutospacing="1" w:after="100" w:afterAutospacing="1" w:line="240" w:lineRule="auto"/>
         <w:rPr>
           <w:rFonts w:ascii="Times New Roman" w:eastAsia="Times New Roman" w:hAnsi="Times New Roman" w:cs="Times New Roman"/>
-          <w:sz w:val="24"/>
-          <w:szCs w:val="24"/>
+          <w:sz w:val="26"/>
+          <w:szCs w:val="26"/>
         </w:rPr>
       </w:pPr>
       <w:r>
@@ -1365,16 +1366,16 @@
           <w:rFonts w:ascii="Times New Roman" w:eastAsia="Times New Roman" w:hAnsi="Times New Roman" w:cs="Times New Roman"/>
           <w:b/>
           <w:bCs/>
-          <w:sz w:val="24"/>
-          <w:szCs w:val="24"/>
+          <w:sz w:val="26"/>
+          <w:szCs w:val="26"/>
         </w:rPr>
         <w:t>Nơi cấp:</w:t>
       </w:r>
       <w:r>
         <w:rPr>
           <w:rFonts w:ascii="Times New Roman" w:eastAsia="Times New Roman" w:hAnsi="Times New Roman" w:cs="Times New Roman"/>
-          <w:sz w:val="24"/>
-          <w:szCs w:val="24"/>
+          <w:sz w:val="26"/>
+          <w:szCs w:val="26"/>
         </w:rPr>
         <w:t xml:space="preserve"> Cục Cảnh sát Quản lý hành chính về trật tự xã hội.</w:t>
       </w:r>
@@ -1388,8 +1389,8 @@
         <w:spacing w:before="100" w:beforeAutospacing="1" w:after="100" w:afterAutospacing="1" w:line="240" w:lineRule="auto"/>
         <w:rPr>
           <w:rFonts w:ascii="Times New Roman" w:eastAsia="Times New Roman" w:hAnsi="Times New Roman" w:cs="Times New Roman"/>
-          <w:sz w:val="24"/>
-          <w:szCs w:val="24"/>
+          <w:sz w:val="26"/>
+          <w:szCs w:val="26"/>
         </w:rPr>
       </w:pPr>
       <w:r>
@@ -1397,16 +1398,16 @@
           <w:rFonts w:ascii="Times New Roman" w:eastAsia="Times New Roman" w:hAnsi="Times New Roman" w:cs="Times New Roman"/>
           <w:b/>
           <w:bCs/>
-          <w:sz w:val="24"/>
-          <w:szCs w:val="24"/>
+          <w:sz w:val="26"/>
+          <w:szCs w:val="26"/>
         </w:rPr>
         <w:t>Địa chỉ thường trú:</w:t>
       </w:r>
       <w:r>
         <w:rPr>
           <w:rFonts w:ascii="Times New Roman" w:eastAsia="Times New Roman" w:hAnsi="Times New Roman" w:cs="Times New Roman"/>
-          <w:sz w:val="24"/>
-          <w:szCs w:val="24"/>
+          <w:sz w:val="26"/>
+          <w:szCs w:val="26"/>
         </w:rPr>
         <w:t xml:space="preserve"> Thôn Cun Ruồm, Xã Tân Hòa, Huyện Hưng Hà, Tỉnh Thái Bình, Việt Nam.</w:t>
       </w:r>
@@ -1420,8 +1421,8 @@
         <w:spacing w:before="100" w:beforeAutospacing="1" w:after="100" w:afterAutospacing="1" w:line="240" w:lineRule="auto"/>
         <w:rPr>
           <w:rFonts w:ascii="Times New Roman" w:eastAsia="Times New Roman" w:hAnsi="Times New Roman" w:cs="Times New Roman"/>
-          <w:sz w:val="24"/>
-          <w:szCs w:val="24"/>
+          <w:sz w:val="26"/>
+          <w:szCs w:val="26"/>
         </w:rPr>
       </w:pPr>
       <w:r>
@@ -1429,23 +1430,34 @@
           <w:rFonts w:ascii="Times New Roman" w:eastAsia="Times New Roman" w:hAnsi="Times New Roman" w:cs="Times New Roman"/>
           <w:b/>
           <w:bCs/>
-          <w:sz w:val="24"/>
-          <w:szCs w:val="24"/>
-        </w:rPr>
-        <w:lastRenderedPageBreak/>
+          <w:sz w:val="26"/>
+          <w:szCs w:val="26"/>
+        </w:rPr>
         <w:t>Địa chỉ liên lạc:</w:t>
       </w:r>
       <w:r>
         <w:rPr>
           <w:rFonts w:ascii="Times New Roman" w:eastAsia="Times New Roman" w:hAnsi="Times New Roman" w:cs="Times New Roman"/>
-          <w:sz w:val="24"/>
-          <w:szCs w:val="24"/>
+          <w:sz w:val="26"/>
+          <w:szCs w:val="26"/>
         </w:rPr>
         <w:t xml:space="preserve"> Thôn Cun Ruốm, Xã Tân Hòa, Huyện Hưng Hà, Tỉnh Thái Bình, Việt Nam.</w:t>
       </w:r>
     </w:p>
     <w:p>
-      <w:r>
+      <w:pPr>
+        <w:rPr>
+          <w:rFonts w:ascii="Times New Roman" w:hAnsi="Times New Roman" w:cs="Times New Roman"/>
+          <w:sz w:val="26"/>
+          <w:szCs w:val="26"/>
+        </w:rPr>
+      </w:pPr>
+      <w:r>
+        <w:rPr>
+          <w:rFonts w:ascii="Times New Roman" w:hAnsi="Times New Roman" w:cs="Times New Roman"/>
+          <w:sz w:val="26"/>
+          <w:szCs w:val="26"/>
+        </w:rPr>
         <w:t>Nội dung thay đổi:</w:t>
       </w:r>
     </w:p>
@@ -1456,8 +1468,18 @@
           <w:ilvl w:val="0"/>
           <w:numId w:val="4"/>
         </w:numPr>
-      </w:pPr>
-      <w:r>
+        <w:rPr>
+          <w:rFonts w:ascii="Times New Roman" w:hAnsi="Times New Roman" w:cs="Times New Roman"/>
+          <w:sz w:val="26"/>
+          <w:szCs w:val="26"/>
+        </w:rPr>
+      </w:pPr>
+      <w:r>
+        <w:rPr>
+          <w:rFonts w:ascii="Times New Roman" w:hAnsi="Times New Roman" w:cs="Times New Roman"/>
+          <w:sz w:val="26"/>
+          <w:szCs w:val="26"/>
+        </w:rPr>
         <w:t>Cập nhật địa chỉ công ty do sáp nhập tỉnh thành</w:t>
       </w:r>
     </w:p>
@@ -1468,11 +1490,26 @@
           <w:ilvl w:val="0"/>
           <w:numId w:val="4"/>
         </w:numPr>
-      </w:pPr>
-      <w:r>
+        <w:rPr>
+          <w:rFonts w:ascii="Times New Roman" w:hAnsi="Times New Roman" w:cs="Times New Roman"/>
+          <w:sz w:val="26"/>
+          <w:szCs w:val="26"/>
+        </w:rPr>
+      </w:pPr>
+      <w:r>
+        <w:rPr>
+          <w:rFonts w:ascii="Times New Roman" w:hAnsi="Times New Roman" w:cs="Times New Roman"/>
+          <w:sz w:val="26"/>
+          <w:szCs w:val="26"/>
+        </w:rPr>
         <w:t>Thay đổi ngành nghề</w:t>
       </w:r>
       <w:r>
+        <w:rPr>
+          <w:rFonts w:ascii="Times New Roman" w:hAnsi="Times New Roman" w:cs="Times New Roman"/>
+          <w:sz w:val="26"/>
+          <w:szCs w:val="26"/>
+        </w:rPr>
         <w:t>:</w:t>
       </w:r>
     </w:p>
@@ -1483,8 +1520,18 @@
           <w:ilvl w:val="1"/>
           <w:numId w:val="4"/>
         </w:numPr>
-      </w:pPr>
-      <w:r>
+        <w:rPr>
+          <w:rFonts w:ascii="Times New Roman" w:hAnsi="Times New Roman" w:cs="Times New Roman"/>
+          <w:sz w:val="26"/>
+          <w:szCs w:val="26"/>
+        </w:rPr>
+      </w:pPr>
+      <w:r>
+        <w:rPr>
+          <w:rFonts w:ascii="Times New Roman" w:hAnsi="Times New Roman" w:cs="Times New Roman"/>
+          <w:sz w:val="26"/>
+          <w:szCs w:val="26"/>
+        </w:rPr>
         <w:t>Thêm mới</w:t>
       </w:r>
     </w:p>
@@ -1496,7 +1543,7 @@
         <w:tblLook w:val="04A0" w:firstRow="1" w:lastRow="0" w:firstColumn="1" w:lastColumn="0" w:noHBand="0" w:noVBand="1"/>
       </w:tblPr>
       <w:tblGrid>
-        <w:gridCol w:w="551"/>
+        <w:gridCol w:w="679"/>
         <w:gridCol w:w="3827"/>
         <w:gridCol w:w="1560"/>
         <w:gridCol w:w="1013"/>
@@ -1510,8 +1557,18 @@
             <w:pPr>
               <w:pStyle w:val="ListParagraph"/>
               <w:ind w:left="0"/>
-            </w:pPr>
-            <w:r>
+              <w:rPr>
+                <w:rFonts w:ascii="Times New Roman" w:hAnsi="Times New Roman" w:cs="Times New Roman"/>
+                <w:sz w:val="26"/>
+                <w:szCs w:val="26"/>
+              </w:rPr>
+            </w:pPr>
+            <w:r>
+              <w:rPr>
+                <w:rFonts w:ascii="Times New Roman" w:hAnsi="Times New Roman" w:cs="Times New Roman"/>
+                <w:sz w:val="26"/>
+                <w:szCs w:val="26"/>
+              </w:rPr>
               <w:t>STT</w:t>
             </w:r>
           </w:p>
@@ -1524,8 +1581,18 @@
             <w:pPr>
               <w:pStyle w:val="ListParagraph"/>
               <w:ind w:left="0"/>
-            </w:pPr>
-            <w:r>
+              <w:rPr>
+                <w:rFonts w:ascii="Times New Roman" w:hAnsi="Times New Roman" w:cs="Times New Roman"/>
+                <w:sz w:val="26"/>
+                <w:szCs w:val="26"/>
+              </w:rPr>
+            </w:pPr>
+            <w:r>
+              <w:rPr>
+                <w:rFonts w:ascii="Times New Roman" w:hAnsi="Times New Roman" w:cs="Times New Roman"/>
+                <w:sz w:val="26"/>
+                <w:szCs w:val="26"/>
+              </w:rPr>
               <w:t>Tên Ngành</w:t>
             </w:r>
           </w:p>
@@ -1538,8 +1605,18 @@
             <w:pPr>
               <w:pStyle w:val="ListParagraph"/>
               <w:ind w:left="0"/>
-            </w:pPr>
-            <w:r>
+              <w:rPr>
+                <w:rFonts w:ascii="Times New Roman" w:hAnsi="Times New Roman" w:cs="Times New Roman"/>
+                <w:sz w:val="26"/>
+                <w:szCs w:val="26"/>
+              </w:rPr>
+            </w:pPr>
+            <w:r>
+              <w:rPr>
+                <w:rFonts w:ascii="Times New Roman" w:hAnsi="Times New Roman" w:cs="Times New Roman"/>
+                <w:sz w:val="26"/>
+                <w:szCs w:val="26"/>
+              </w:rPr>
               <w:t>Mã Ngành</w:t>
             </w:r>
           </w:p>
@@ -1552,8 +1629,18 @@
             <w:pPr>
               <w:pStyle w:val="ListParagraph"/>
               <w:ind w:left="0"/>
-            </w:pPr>
-            <w:r>
+              <w:rPr>
+                <w:rFonts w:ascii="Times New Roman" w:hAnsi="Times New Roman" w:cs="Times New Roman"/>
+                <w:sz w:val="26"/>
+                <w:szCs w:val="26"/>
+              </w:rPr>
+            </w:pPr>
+            <w:r>
+              <w:rPr>
+                <w:rFonts w:ascii="Times New Roman" w:hAnsi="Times New Roman" w:cs="Times New Roman"/>
+                <w:sz w:val="26"/>
+                <w:szCs w:val="26"/>
+              </w:rPr>
               <w:t>Ngành chính</w:t>
             </w:r>
           </w:p>
@@ -1568,8 +1655,18 @@
             <w:pPr>
               <w:pStyle w:val="ListParagraph"/>
               <w:ind w:left="0"/>
-            </w:pPr>
-            <w:r>
+              <w:rPr>
+                <w:rFonts w:ascii="Times New Roman" w:hAnsi="Times New Roman" w:cs="Times New Roman"/>
+                <w:sz w:val="26"/>
+                <w:szCs w:val="26"/>
+              </w:rPr>
+            </w:pPr>
+            <w:r>
+              <w:rPr>
+                <w:rFonts w:ascii="Times New Roman" w:hAnsi="Times New Roman" w:cs="Times New Roman"/>
+                <w:sz w:val="26"/>
+                <w:szCs w:val="26"/>
+              </w:rPr>
               <w:t>1</w:t>
             </w:r>
           </w:p>
@@ -1582,8 +1679,18 @@
             <w:pPr>
               <w:pStyle w:val="ListParagraph"/>
               <w:ind w:left="0"/>
-            </w:pPr>
-            <w:r>
+              <w:rPr>
+                <w:rFonts w:ascii="Times New Roman" w:hAnsi="Times New Roman" w:cs="Times New Roman"/>
+                <w:sz w:val="26"/>
+                <w:szCs w:val="26"/>
+              </w:rPr>
+            </w:pPr>
+            <w:r>
+              <w:rPr>
+                <w:rFonts w:ascii="Times New Roman" w:hAnsi="Times New Roman" w:cs="Times New Roman"/>
+                <w:sz w:val="26"/>
+                <w:szCs w:val="26"/>
+              </w:rPr>
               <w:t>Bán buôn kim loại và quặng kim loại</w:t>
             </w:r>
           </w:p>
@@ -1591,8 +1698,18 @@
             <w:pPr>
               <w:pStyle w:val="ListParagraph"/>
               <w:ind w:left="0"/>
-            </w:pPr>
-            <w:r>
+              <w:rPr>
+                <w:rFonts w:ascii="Times New Roman" w:hAnsi="Times New Roman" w:cs="Times New Roman"/>
+                <w:sz w:val="26"/>
+                <w:szCs w:val="26"/>
+              </w:rPr>
+            </w:pPr>
+            <w:r>
+              <w:rPr>
+                <w:rFonts w:ascii="Times New Roman" w:hAnsi="Times New Roman" w:cs="Times New Roman"/>
+                <w:sz w:val="26"/>
+                <w:szCs w:val="26"/>
+              </w:rPr>
               <w:t>Chi tiết : Bán buôn sắt, thép, đồng, kẽm, nhôm…</w:t>
             </w:r>
           </w:p>
@@ -1605,8 +1722,18 @@
             <w:pPr>
               <w:pStyle w:val="ListParagraph"/>
               <w:ind w:left="0"/>
-            </w:pPr>
-            <w:r>
+              <w:rPr>
+                <w:rFonts w:ascii="Times New Roman" w:hAnsi="Times New Roman" w:cs="Times New Roman"/>
+                <w:sz w:val="26"/>
+                <w:szCs w:val="26"/>
+              </w:rPr>
+            </w:pPr>
+            <w:r>
+              <w:rPr>
+                <w:rFonts w:ascii="Times New Roman" w:hAnsi="Times New Roman" w:cs="Times New Roman"/>
+                <w:sz w:val="26"/>
+                <w:szCs w:val="26"/>
+              </w:rPr>
               <w:t>4672</w:t>
             </w:r>
           </w:p>
@@ -1619,6 +1746,11 @@
             <w:pPr>
               <w:pStyle w:val="ListParagraph"/>
               <w:ind w:left="0"/>
+              <w:rPr>
+                <w:rFonts w:ascii="Times New Roman" w:hAnsi="Times New Roman" w:cs="Times New Roman"/>
+                <w:sz w:val="26"/>
+                <w:szCs w:val="26"/>
+              </w:rPr>
             </w:pPr>
           </w:p>
         </w:tc>
@@ -1632,8 +1764,18 @@
             <w:pPr>
               <w:pStyle w:val="ListParagraph"/>
               <w:ind w:left="0"/>
-            </w:pPr>
-            <w:r>
+              <w:rPr>
+                <w:rFonts w:ascii="Times New Roman" w:hAnsi="Times New Roman" w:cs="Times New Roman"/>
+                <w:sz w:val="26"/>
+                <w:szCs w:val="26"/>
+              </w:rPr>
+            </w:pPr>
+            <w:r>
+              <w:rPr>
+                <w:rFonts w:ascii="Times New Roman" w:hAnsi="Times New Roman" w:cs="Times New Roman"/>
+                <w:sz w:val="26"/>
+                <w:szCs w:val="26"/>
+              </w:rPr>
               <w:t>2</w:t>
             </w:r>
           </w:p>
@@ -1646,8 +1788,18 @@
             <w:pPr>
               <w:pStyle w:val="ListParagraph"/>
               <w:ind w:left="0"/>
-            </w:pPr>
-            <w:r>
+              <w:rPr>
+                <w:rFonts w:ascii="Times New Roman" w:hAnsi="Times New Roman" w:cs="Times New Roman"/>
+                <w:sz w:val="26"/>
+                <w:szCs w:val="26"/>
+              </w:rPr>
+            </w:pPr>
+            <w:r>
+              <w:rPr>
+                <w:rFonts w:ascii="Times New Roman" w:hAnsi="Times New Roman" w:cs="Times New Roman"/>
+                <w:sz w:val="26"/>
+                <w:szCs w:val="26"/>
+              </w:rPr>
               <w:t>Bán buôn chuyên doanh khác chưa được phân vào đâu</w:t>
             </w:r>
           </w:p>
@@ -1655,8 +1807,18 @@
             <w:pPr>
               <w:pStyle w:val="ListParagraph"/>
               <w:ind w:left="0"/>
-            </w:pPr>
-            <w:r>
+              <w:rPr>
+                <w:rFonts w:ascii="Times New Roman" w:hAnsi="Times New Roman" w:cs="Times New Roman"/>
+                <w:sz w:val="26"/>
+                <w:szCs w:val="26"/>
+              </w:rPr>
+            </w:pPr>
+            <w:r>
+              <w:rPr>
+                <w:rFonts w:ascii="Times New Roman" w:hAnsi="Times New Roman" w:cs="Times New Roman"/>
+                <w:sz w:val="26"/>
+                <w:szCs w:val="26"/>
+              </w:rPr>
               <w:t>Chi tiết: bán buôn đồ bảo hộ lao động</w:t>
             </w:r>
           </w:p>
@@ -1669,8 +1831,18 @@
             <w:pPr>
               <w:pStyle w:val="ListParagraph"/>
               <w:ind w:left="0"/>
-            </w:pPr>
-            <w:r>
+              <w:rPr>
+                <w:rFonts w:ascii="Times New Roman" w:hAnsi="Times New Roman" w:cs="Times New Roman"/>
+                <w:sz w:val="26"/>
+                <w:szCs w:val="26"/>
+              </w:rPr>
+            </w:pPr>
+            <w:r>
+              <w:rPr>
+                <w:rFonts w:ascii="Times New Roman" w:hAnsi="Times New Roman" w:cs="Times New Roman"/>
+                <w:sz w:val="26"/>
+                <w:szCs w:val="26"/>
+              </w:rPr>
               <w:t>4679</w:t>
             </w:r>
           </w:p>
@@ -1683,6 +1855,11 @@
             <w:pPr>
               <w:pStyle w:val="ListParagraph"/>
               <w:ind w:left="0"/>
+              <w:rPr>
+                <w:rFonts w:ascii="Times New Roman" w:hAnsi="Times New Roman" w:cs="Times New Roman"/>
+                <w:sz w:val="26"/>
+                <w:szCs w:val="26"/>
+              </w:rPr>
             </w:pPr>
           </w:p>
         </w:tc>
@@ -1696,6 +1873,11 @@
             <w:pPr>
               <w:pStyle w:val="ListParagraph"/>
               <w:ind w:left="0"/>
+              <w:rPr>
+                <w:rFonts w:ascii="Times New Roman" w:hAnsi="Times New Roman" w:cs="Times New Roman"/>
+                <w:sz w:val="26"/>
+                <w:szCs w:val="26"/>
+              </w:rPr>
             </w:pPr>
           </w:p>
         </w:tc>
@@ -1707,6 +1889,11 @@
             <w:pPr>
               <w:pStyle w:val="ListParagraph"/>
               <w:ind w:left="0"/>
+              <w:rPr>
+                <w:rFonts w:ascii="Times New Roman" w:hAnsi="Times New Roman" w:cs="Times New Roman"/>
+                <w:sz w:val="26"/>
+                <w:szCs w:val="26"/>
+              </w:rPr>
             </w:pPr>
           </w:p>
         </w:tc>
@@ -1718,6 +1905,11 @@
             <w:pPr>
               <w:pStyle w:val="ListParagraph"/>
               <w:ind w:left="0"/>
+              <w:rPr>
+                <w:rFonts w:ascii="Times New Roman" w:hAnsi="Times New Roman" w:cs="Times New Roman"/>
+                <w:sz w:val="26"/>
+                <w:szCs w:val="26"/>
+              </w:rPr>
             </w:pPr>
           </w:p>
         </w:tc>
@@ -1729,6 +1921,11 @@
             <w:pPr>
               <w:pStyle w:val="ListParagraph"/>
               <w:ind w:left="0"/>
+              <w:rPr>
+                <w:rFonts w:ascii="Times New Roman" w:hAnsi="Times New Roman" w:cs="Times New Roman"/>
+                <w:sz w:val="26"/>
+                <w:szCs w:val="26"/>
+              </w:rPr>
             </w:pPr>
           </w:p>
         </w:tc>
@@ -1742,6 +1939,11 @@
             <w:pPr>
               <w:pStyle w:val="ListParagraph"/>
               <w:ind w:left="0"/>
+              <w:rPr>
+                <w:rFonts w:ascii="Times New Roman" w:hAnsi="Times New Roman" w:cs="Times New Roman"/>
+                <w:sz w:val="26"/>
+                <w:szCs w:val="26"/>
+              </w:rPr>
             </w:pPr>
           </w:p>
         </w:tc>
@@ -1753,6 +1955,11 @@
             <w:pPr>
               <w:pStyle w:val="ListParagraph"/>
               <w:ind w:left="0"/>
+              <w:rPr>
+                <w:rFonts w:ascii="Times New Roman" w:hAnsi="Times New Roman" w:cs="Times New Roman"/>
+                <w:sz w:val="26"/>
+                <w:szCs w:val="26"/>
+              </w:rPr>
             </w:pPr>
           </w:p>
         </w:tc>
@@ -1764,6 +1971,11 @@
             <w:pPr>
               <w:pStyle w:val="ListParagraph"/>
               <w:ind w:left="0"/>
+              <w:rPr>
+                <w:rFonts w:ascii="Times New Roman" w:hAnsi="Times New Roman" w:cs="Times New Roman"/>
+                <w:sz w:val="26"/>
+                <w:szCs w:val="26"/>
+              </w:rPr>
             </w:pPr>
           </w:p>
         </w:tc>
@@ -1775,6 +1987,11 @@
             <w:pPr>
               <w:pStyle w:val="ListParagraph"/>
               <w:ind w:left="0"/>
+              <w:rPr>
+                <w:rFonts w:ascii="Times New Roman" w:hAnsi="Times New Roman" w:cs="Times New Roman"/>
+                <w:sz w:val="26"/>
+                <w:szCs w:val="26"/>
+              </w:rPr>
             </w:pPr>
           </w:p>
         </w:tc>
@@ -1788,6 +2005,11 @@
             <w:pPr>
               <w:pStyle w:val="ListParagraph"/>
               <w:ind w:left="0"/>
+              <w:rPr>
+                <w:rFonts w:ascii="Times New Roman" w:hAnsi="Times New Roman" w:cs="Times New Roman"/>
+                <w:sz w:val="26"/>
+                <w:szCs w:val="26"/>
+              </w:rPr>
             </w:pPr>
           </w:p>
         </w:tc>
@@ -1799,6 +2021,11 @@
             <w:pPr>
               <w:pStyle w:val="ListParagraph"/>
               <w:ind w:left="0"/>
+              <w:rPr>
+                <w:rFonts w:ascii="Times New Roman" w:hAnsi="Times New Roman" w:cs="Times New Roman"/>
+                <w:sz w:val="26"/>
+                <w:szCs w:val="26"/>
+              </w:rPr>
             </w:pPr>
           </w:p>
         </w:tc>
@@ -1810,6 +2037,11 @@
             <w:pPr>
               <w:pStyle w:val="ListParagraph"/>
               <w:ind w:left="0"/>
+              <w:rPr>
+                <w:rFonts w:ascii="Times New Roman" w:hAnsi="Times New Roman" w:cs="Times New Roman"/>
+                <w:sz w:val="26"/>
+                <w:szCs w:val="26"/>
+              </w:rPr>
             </w:pPr>
           </w:p>
         </w:tc>
@@ -1821,6 +2053,11 @@
             <w:pPr>
               <w:pStyle w:val="ListParagraph"/>
               <w:ind w:left="0"/>
+              <w:rPr>
+                <w:rFonts w:ascii="Times New Roman" w:hAnsi="Times New Roman" w:cs="Times New Roman"/>
+                <w:sz w:val="26"/>
+                <w:szCs w:val="26"/>
+              </w:rPr>
             </w:pPr>
           </w:p>
         </w:tc>
@@ -1829,6 +2066,11 @@
     <w:p>
       <w:pPr>
         <w:pStyle w:val="ListParagraph"/>
+        <w:rPr>
+          <w:rFonts w:ascii="Times New Roman" w:hAnsi="Times New Roman" w:cs="Times New Roman"/>
+          <w:sz w:val="26"/>
+          <w:szCs w:val="26"/>
+        </w:rPr>
       </w:pPr>
     </w:p>
     <w:p>
@@ -1838,8 +2080,18 @@
           <w:ilvl w:val="1"/>
           <w:numId w:val="4"/>
         </w:numPr>
-      </w:pPr>
-      <w:r>
+        <w:rPr>
+          <w:rFonts w:ascii="Times New Roman" w:hAnsi="Times New Roman" w:cs="Times New Roman"/>
+          <w:sz w:val="26"/>
+          <w:szCs w:val="26"/>
+        </w:rPr>
+      </w:pPr>
+      <w:r>
+        <w:rPr>
+          <w:rFonts w:ascii="Times New Roman" w:hAnsi="Times New Roman" w:cs="Times New Roman"/>
+          <w:sz w:val="26"/>
+          <w:szCs w:val="26"/>
+        </w:rPr>
         <w:t>Xóa</w:t>
       </w:r>
     </w:p>
@@ -1865,8 +2117,18 @@
             <w:pPr>
               <w:pStyle w:val="ListParagraph"/>
               <w:ind w:left="0"/>
-            </w:pPr>
-            <w:r>
+              <w:rPr>
+                <w:rFonts w:ascii="Times New Roman" w:hAnsi="Times New Roman" w:cs="Times New Roman"/>
+                <w:sz w:val="26"/>
+                <w:szCs w:val="26"/>
+              </w:rPr>
+            </w:pPr>
+            <w:r>
+              <w:rPr>
+                <w:rFonts w:ascii="Times New Roman" w:hAnsi="Times New Roman" w:cs="Times New Roman"/>
+                <w:sz w:val="26"/>
+                <w:szCs w:val="26"/>
+              </w:rPr>
               <w:t>STT</w:t>
             </w:r>
           </w:p>
@@ -1879,8 +2141,18 @@
             <w:pPr>
               <w:pStyle w:val="ListParagraph"/>
               <w:ind w:left="0"/>
-            </w:pPr>
-            <w:r>
+              <w:rPr>
+                <w:rFonts w:ascii="Times New Roman" w:hAnsi="Times New Roman" w:cs="Times New Roman"/>
+                <w:sz w:val="26"/>
+                <w:szCs w:val="26"/>
+              </w:rPr>
+            </w:pPr>
+            <w:r>
+              <w:rPr>
+                <w:rFonts w:ascii="Times New Roman" w:hAnsi="Times New Roman" w:cs="Times New Roman"/>
+                <w:sz w:val="26"/>
+                <w:szCs w:val="26"/>
+              </w:rPr>
               <w:t>Tên Ngành</w:t>
             </w:r>
           </w:p>
@@ -1893,8 +2165,18 @@
             <w:pPr>
               <w:pStyle w:val="ListParagraph"/>
               <w:ind w:left="0"/>
-            </w:pPr>
-            <w:r>
+              <w:rPr>
+                <w:rFonts w:ascii="Times New Roman" w:hAnsi="Times New Roman" w:cs="Times New Roman"/>
+                <w:sz w:val="26"/>
+                <w:szCs w:val="26"/>
+              </w:rPr>
+            </w:pPr>
+            <w:r>
+              <w:rPr>
+                <w:rFonts w:ascii="Times New Roman" w:hAnsi="Times New Roman" w:cs="Times New Roman"/>
+                <w:sz w:val="26"/>
+                <w:szCs w:val="26"/>
+              </w:rPr>
               <w:t>Mã Ngành</w:t>
             </w:r>
           </w:p>
@@ -1907,8 +2189,18 @@
             <w:pPr>
               <w:pStyle w:val="ListParagraph"/>
               <w:ind w:left="0"/>
-            </w:pPr>
-            <w:r>
+              <w:rPr>
+                <w:rFonts w:ascii="Times New Roman" w:hAnsi="Times New Roman" w:cs="Times New Roman"/>
+                <w:sz w:val="26"/>
+                <w:szCs w:val="26"/>
+              </w:rPr>
+            </w:pPr>
+            <w:r>
+              <w:rPr>
+                <w:rFonts w:ascii="Times New Roman" w:hAnsi="Times New Roman" w:cs="Times New Roman"/>
+                <w:sz w:val="26"/>
+                <w:szCs w:val="26"/>
+              </w:rPr>
               <w:t>Ngành chính</w:t>
             </w:r>
           </w:p>
@@ -1923,8 +2215,18 @@
             <w:pPr>
               <w:pStyle w:val="ListParagraph"/>
               <w:ind w:left="0"/>
-            </w:pPr>
-            <w:r>
+              <w:rPr>
+                <w:rFonts w:ascii="Times New Roman" w:hAnsi="Times New Roman" w:cs="Times New Roman"/>
+                <w:sz w:val="26"/>
+                <w:szCs w:val="26"/>
+              </w:rPr>
+            </w:pPr>
+            <w:r>
+              <w:rPr>
+                <w:rFonts w:ascii="Times New Roman" w:hAnsi="Times New Roman" w:cs="Times New Roman"/>
+                <w:sz w:val="26"/>
+                <w:szCs w:val="26"/>
+              </w:rPr>
               <w:t>1</w:t>
             </w:r>
           </w:p>
@@ -1937,8 +2239,18 @@
             <w:pPr>
               <w:pStyle w:val="ListParagraph"/>
               <w:ind w:left="0"/>
-            </w:pPr>
-            <w:r>
+              <w:rPr>
+                <w:rFonts w:ascii="Times New Roman" w:hAnsi="Times New Roman" w:cs="Times New Roman"/>
+                <w:sz w:val="26"/>
+                <w:szCs w:val="26"/>
+              </w:rPr>
+            </w:pPr>
+            <w:r>
+              <w:rPr>
+                <w:rFonts w:ascii="Times New Roman" w:hAnsi="Times New Roman" w:cs="Times New Roman"/>
+                <w:sz w:val="26"/>
+                <w:szCs w:val="26"/>
+              </w:rPr>
               <w:t>Bán buôn vật liệu, thiết bị lắp đặt khác trong xây dựng</w:t>
             </w:r>
           </w:p>
@@ -1946,8 +2258,18 @@
             <w:pPr>
               <w:pStyle w:val="ListParagraph"/>
               <w:ind w:left="0"/>
-            </w:pPr>
-            <w:r>
+              <w:rPr>
+                <w:rFonts w:ascii="Times New Roman" w:hAnsi="Times New Roman" w:cs="Times New Roman"/>
+                <w:sz w:val="26"/>
+                <w:szCs w:val="26"/>
+              </w:rPr>
+            </w:pPr>
+            <w:r>
+              <w:rPr>
+                <w:rFonts w:ascii="Times New Roman" w:hAnsi="Times New Roman" w:cs="Times New Roman"/>
+                <w:sz w:val="26"/>
+                <w:szCs w:val="26"/>
+              </w:rPr>
               <w:t>(trừ hoạt động bến thủy nội địa)</w:t>
             </w:r>
           </w:p>
@@ -1960,8 +2282,18 @@
             <w:pPr>
               <w:pStyle w:val="ListParagraph"/>
               <w:ind w:left="0"/>
-            </w:pPr>
-            <w:r>
+              <w:rPr>
+                <w:rFonts w:ascii="Times New Roman" w:hAnsi="Times New Roman" w:cs="Times New Roman"/>
+                <w:sz w:val="26"/>
+                <w:szCs w:val="26"/>
+              </w:rPr>
+            </w:pPr>
+            <w:r>
+              <w:rPr>
+                <w:rFonts w:ascii="Times New Roman" w:hAnsi="Times New Roman" w:cs="Times New Roman"/>
+                <w:sz w:val="26"/>
+                <w:szCs w:val="26"/>
+              </w:rPr>
               <w:t>4663</w:t>
             </w:r>
           </w:p>
@@ -1974,6 +2306,11 @@
             <w:pPr>
               <w:pStyle w:val="ListParagraph"/>
               <w:ind w:left="0"/>
+              <w:rPr>
+                <w:rFonts w:ascii="Times New Roman" w:hAnsi="Times New Roman" w:cs="Times New Roman"/>
+                <w:sz w:val="26"/>
+                <w:szCs w:val="26"/>
+              </w:rPr>
             </w:pPr>
           </w:p>
         </w:tc>
@@ -1987,8 +2324,18 @@
             <w:pPr>
               <w:pStyle w:val="ListParagraph"/>
               <w:ind w:left="0"/>
-            </w:pPr>
-            <w:r>
+              <w:rPr>
+                <w:rFonts w:ascii="Times New Roman" w:hAnsi="Times New Roman" w:cs="Times New Roman"/>
+                <w:sz w:val="26"/>
+                <w:szCs w:val="26"/>
+              </w:rPr>
+            </w:pPr>
+            <w:r>
+              <w:rPr>
+                <w:rFonts w:ascii="Times New Roman" w:hAnsi="Times New Roman" w:cs="Times New Roman"/>
+                <w:sz w:val="26"/>
+                <w:szCs w:val="26"/>
+              </w:rPr>
               <w:t>2</w:t>
             </w:r>
           </w:p>
@@ -2001,8 +2348,18 @@
             <w:pPr>
               <w:pStyle w:val="ListParagraph"/>
               <w:ind w:left="0"/>
-            </w:pPr>
-            <w:r>
+              <w:rPr>
+                <w:rFonts w:ascii="Times New Roman" w:hAnsi="Times New Roman" w:cs="Times New Roman"/>
+                <w:sz w:val="26"/>
+                <w:szCs w:val="26"/>
+              </w:rPr>
+            </w:pPr>
+            <w:r>
+              <w:rPr>
+                <w:rFonts w:ascii="Times New Roman" w:hAnsi="Times New Roman" w:cs="Times New Roman"/>
+                <w:sz w:val="26"/>
+                <w:szCs w:val="26"/>
+              </w:rPr>
               <w:t>Bán buôn kim loại và quặng kim loại</w:t>
             </w:r>
           </w:p>
@@ -2010,8 +2367,18 @@
             <w:pPr>
               <w:pStyle w:val="ListParagraph"/>
               <w:ind w:left="0"/>
-            </w:pPr>
-            <w:r>
+              <w:rPr>
+                <w:rFonts w:ascii="Times New Roman" w:hAnsi="Times New Roman" w:cs="Times New Roman"/>
+                <w:sz w:val="26"/>
+                <w:szCs w:val="26"/>
+              </w:rPr>
+            </w:pPr>
+            <w:r>
+              <w:rPr>
+                <w:rFonts w:ascii="Times New Roman" w:hAnsi="Times New Roman" w:cs="Times New Roman"/>
+                <w:sz w:val="26"/>
+                <w:szCs w:val="26"/>
+              </w:rPr>
               <w:t>Chi tiết : Bán buôn sắt, thép, đồng, kẽm, nhôm…</w:t>
             </w:r>
           </w:p>
@@ -2024,8 +2391,18 @@
             <w:pPr>
               <w:pStyle w:val="ListParagraph"/>
               <w:ind w:left="0"/>
-            </w:pPr>
-            <w:r>
+              <w:rPr>
+                <w:rFonts w:ascii="Times New Roman" w:hAnsi="Times New Roman" w:cs="Times New Roman"/>
+                <w:sz w:val="26"/>
+                <w:szCs w:val="26"/>
+              </w:rPr>
+            </w:pPr>
+            <w:r>
+              <w:rPr>
+                <w:rFonts w:ascii="Times New Roman" w:hAnsi="Times New Roman" w:cs="Times New Roman"/>
+                <w:sz w:val="26"/>
+                <w:szCs w:val="26"/>
+              </w:rPr>
               <w:t>4662</w:t>
             </w:r>
           </w:p>
@@ -2038,6 +2415,11 @@
             <w:pPr>
               <w:pStyle w:val="ListParagraph"/>
               <w:ind w:left="0"/>
+              <w:rPr>
+                <w:rFonts w:ascii="Times New Roman" w:hAnsi="Times New Roman" w:cs="Times New Roman"/>
+                <w:sz w:val="26"/>
+                <w:szCs w:val="26"/>
+              </w:rPr>
             </w:pPr>
           </w:p>
         </w:tc>
@@ -2051,8 +2433,18 @@
             <w:pPr>
               <w:pStyle w:val="ListParagraph"/>
               <w:ind w:left="0"/>
-            </w:pPr>
-            <w:r>
+              <w:rPr>
+                <w:rFonts w:ascii="Times New Roman" w:hAnsi="Times New Roman" w:cs="Times New Roman"/>
+                <w:sz w:val="26"/>
+                <w:szCs w:val="26"/>
+              </w:rPr>
+            </w:pPr>
+            <w:r>
+              <w:rPr>
+                <w:rFonts w:ascii="Times New Roman" w:hAnsi="Times New Roman" w:cs="Times New Roman"/>
+                <w:sz w:val="26"/>
+                <w:szCs w:val="26"/>
+              </w:rPr>
               <w:t>3</w:t>
             </w:r>
           </w:p>
@@ -2065,8 +2457,18 @@
             <w:pPr>
               <w:pStyle w:val="ListParagraph"/>
               <w:ind w:left="0"/>
-            </w:pPr>
-            <w:r>
+              <w:rPr>
+                <w:rFonts w:ascii="Times New Roman" w:hAnsi="Times New Roman" w:cs="Times New Roman"/>
+                <w:sz w:val="26"/>
+                <w:szCs w:val="26"/>
+              </w:rPr>
+            </w:pPr>
+            <w:r>
+              <w:rPr>
+                <w:rFonts w:ascii="Times New Roman" w:hAnsi="Times New Roman" w:cs="Times New Roman"/>
+                <w:sz w:val="26"/>
+                <w:szCs w:val="26"/>
+              </w:rPr>
               <w:t>Bán buôn chuyên doanh khác chưa được phân vào đâu</w:t>
             </w:r>
           </w:p>
@@ -2074,8 +2476,19 @@
             <w:pPr>
               <w:pStyle w:val="ListParagraph"/>
               <w:ind w:left="0"/>
-            </w:pPr>
-            <w:r>
+              <w:rPr>
+                <w:rFonts w:ascii="Times New Roman" w:hAnsi="Times New Roman" w:cs="Times New Roman"/>
+                <w:sz w:val="26"/>
+                <w:szCs w:val="26"/>
+              </w:rPr>
+            </w:pPr>
+            <w:r>
+              <w:rPr>
+                <w:rFonts w:ascii="Times New Roman" w:hAnsi="Times New Roman" w:cs="Times New Roman"/>
+                <w:sz w:val="26"/>
+                <w:szCs w:val="26"/>
+              </w:rPr>
+              <w:lastRenderedPageBreak/>
               <w:t>Chi tiết: bán buôn đồ bảo hộ lao động</w:t>
             </w:r>
           </w:p>
@@ -2088,8 +2501,19 @@
             <w:pPr>
               <w:pStyle w:val="ListParagraph"/>
               <w:ind w:left="0"/>
-            </w:pPr>
-            <w:r>
+              <w:rPr>
+                <w:rFonts w:ascii="Times New Roman" w:hAnsi="Times New Roman" w:cs="Times New Roman"/>
+                <w:sz w:val="26"/>
+                <w:szCs w:val="26"/>
+              </w:rPr>
+            </w:pPr>
+            <w:r>
+              <w:rPr>
+                <w:rFonts w:ascii="Times New Roman" w:hAnsi="Times New Roman" w:cs="Times New Roman"/>
+                <w:sz w:val="26"/>
+                <w:szCs w:val="26"/>
+              </w:rPr>
+              <w:lastRenderedPageBreak/>
               <w:t>4669</w:t>
             </w:r>
           </w:p>
@@ -2102,6 +2526,11 @@
             <w:pPr>
               <w:pStyle w:val="ListParagraph"/>
               <w:ind w:left="0"/>
+              <w:rPr>
+                <w:rFonts w:ascii="Times New Roman" w:hAnsi="Times New Roman" w:cs="Times New Roman"/>
+                <w:sz w:val="26"/>
+                <w:szCs w:val="26"/>
+              </w:rPr>
             </w:pPr>
           </w:p>
         </w:tc>
@@ -2110,6 +2539,11 @@
     <w:p>
       <w:pPr>
         <w:pStyle w:val="ListParagraph"/>
+        <w:rPr>
+          <w:rFonts w:ascii="Times New Roman" w:hAnsi="Times New Roman" w:cs="Times New Roman"/>
+          <w:sz w:val="26"/>
+          <w:szCs w:val="26"/>
+        </w:rPr>
       </w:pPr>
     </w:p>
     <w:p>
@@ -2119,8 +2553,18 @@
           <w:ilvl w:val="1"/>
           <w:numId w:val="4"/>
         </w:numPr>
-      </w:pPr>
-      <w:r>
+        <w:rPr>
+          <w:rFonts w:ascii="Times New Roman" w:hAnsi="Times New Roman" w:cs="Times New Roman"/>
+          <w:sz w:val="26"/>
+          <w:szCs w:val="26"/>
+        </w:rPr>
+      </w:pPr>
+      <w:r>
+        <w:rPr>
+          <w:rFonts w:ascii="Times New Roman" w:hAnsi="Times New Roman" w:cs="Times New Roman"/>
+          <w:sz w:val="26"/>
+          <w:szCs w:val="26"/>
+        </w:rPr>
         <w:t>Cập nhật</w:t>
       </w:r>
     </w:p>
@@ -2146,8 +2590,18 @@
             <w:pPr>
               <w:pStyle w:val="ListParagraph"/>
               <w:ind w:left="0"/>
-            </w:pPr>
-            <w:r>
+              <w:rPr>
+                <w:rFonts w:ascii="Times New Roman" w:hAnsi="Times New Roman" w:cs="Times New Roman"/>
+                <w:sz w:val="26"/>
+                <w:szCs w:val="26"/>
+              </w:rPr>
+            </w:pPr>
+            <w:r>
+              <w:rPr>
+                <w:rFonts w:ascii="Times New Roman" w:hAnsi="Times New Roman" w:cs="Times New Roman"/>
+                <w:sz w:val="26"/>
+                <w:szCs w:val="26"/>
+              </w:rPr>
               <w:t>STT</w:t>
             </w:r>
           </w:p>
@@ -2160,8 +2614,18 @@
             <w:pPr>
               <w:pStyle w:val="ListParagraph"/>
               <w:ind w:left="0"/>
-            </w:pPr>
-            <w:r>
+              <w:rPr>
+                <w:rFonts w:ascii="Times New Roman" w:hAnsi="Times New Roman" w:cs="Times New Roman"/>
+                <w:sz w:val="26"/>
+                <w:szCs w:val="26"/>
+              </w:rPr>
+            </w:pPr>
+            <w:r>
+              <w:rPr>
+                <w:rFonts w:ascii="Times New Roman" w:hAnsi="Times New Roman" w:cs="Times New Roman"/>
+                <w:sz w:val="26"/>
+                <w:szCs w:val="26"/>
+              </w:rPr>
               <w:t>Tên Ngành</w:t>
             </w:r>
           </w:p>
@@ -2174,8 +2638,18 @@
             <w:pPr>
               <w:pStyle w:val="ListParagraph"/>
               <w:ind w:left="0"/>
-            </w:pPr>
-            <w:r>
+              <w:rPr>
+                <w:rFonts w:ascii="Times New Roman" w:hAnsi="Times New Roman" w:cs="Times New Roman"/>
+                <w:sz w:val="26"/>
+                <w:szCs w:val="26"/>
+              </w:rPr>
+            </w:pPr>
+            <w:r>
+              <w:rPr>
+                <w:rFonts w:ascii="Times New Roman" w:hAnsi="Times New Roman" w:cs="Times New Roman"/>
+                <w:sz w:val="26"/>
+                <w:szCs w:val="26"/>
+              </w:rPr>
               <w:t>Mã Ngành</w:t>
             </w:r>
           </w:p>
@@ -2188,8 +2662,18 @@
             <w:pPr>
               <w:pStyle w:val="ListParagraph"/>
               <w:ind w:left="0"/>
-            </w:pPr>
-            <w:r>
+              <w:rPr>
+                <w:rFonts w:ascii="Times New Roman" w:hAnsi="Times New Roman" w:cs="Times New Roman"/>
+                <w:sz w:val="26"/>
+                <w:szCs w:val="26"/>
+              </w:rPr>
+            </w:pPr>
+            <w:r>
+              <w:rPr>
+                <w:rFonts w:ascii="Times New Roman" w:hAnsi="Times New Roman" w:cs="Times New Roman"/>
+                <w:sz w:val="26"/>
+                <w:szCs w:val="26"/>
+              </w:rPr>
               <w:t>Ngành chính</w:t>
             </w:r>
           </w:p>
@@ -2204,8 +2688,18 @@
             <w:pPr>
               <w:pStyle w:val="ListParagraph"/>
               <w:ind w:left="0"/>
-            </w:pPr>
-            <w:r>
+              <w:rPr>
+                <w:rFonts w:ascii="Times New Roman" w:hAnsi="Times New Roman" w:cs="Times New Roman"/>
+                <w:sz w:val="26"/>
+                <w:szCs w:val="26"/>
+              </w:rPr>
+            </w:pPr>
+            <w:r>
+              <w:rPr>
+                <w:rFonts w:ascii="Times New Roman" w:hAnsi="Times New Roman" w:cs="Times New Roman"/>
+                <w:sz w:val="26"/>
+                <w:szCs w:val="26"/>
+              </w:rPr>
               <w:t>1</w:t>
             </w:r>
           </w:p>
@@ -2218,8 +2712,18 @@
             <w:pPr>
               <w:pStyle w:val="ListParagraph"/>
               <w:ind w:left="0"/>
-            </w:pPr>
-            <w:r>
+              <w:rPr>
+                <w:rFonts w:ascii="Times New Roman" w:hAnsi="Times New Roman" w:cs="Times New Roman"/>
+                <w:sz w:val="26"/>
+                <w:szCs w:val="26"/>
+              </w:rPr>
+            </w:pPr>
+            <w:r>
+              <w:rPr>
+                <w:rFonts w:ascii="Times New Roman" w:hAnsi="Times New Roman" w:cs="Times New Roman"/>
+                <w:sz w:val="26"/>
+                <w:szCs w:val="26"/>
+              </w:rPr>
               <w:t>Bán lẻ hàng hóa khác mới (trừ ô tô, mô tô, xe máy và các bộ phận phụ trợ)</w:t>
             </w:r>
           </w:p>
@@ -2232,8 +2736,18 @@
             <w:pPr>
               <w:pStyle w:val="ListParagraph"/>
               <w:ind w:left="0"/>
-            </w:pPr>
-            <w:r>
+              <w:rPr>
+                <w:rFonts w:ascii="Times New Roman" w:hAnsi="Times New Roman" w:cs="Times New Roman"/>
+                <w:sz w:val="26"/>
+                <w:szCs w:val="26"/>
+              </w:rPr>
+            </w:pPr>
+            <w:r>
+              <w:rPr>
+                <w:rFonts w:ascii="Times New Roman" w:hAnsi="Times New Roman" w:cs="Times New Roman"/>
+                <w:sz w:val="26"/>
+                <w:szCs w:val="26"/>
+              </w:rPr>
               <w:t>4773</w:t>
             </w:r>
           </w:p>
@@ -2246,6 +2760,11 @@
             <w:pPr>
               <w:pStyle w:val="ListParagraph"/>
               <w:ind w:left="0"/>
+              <w:rPr>
+                <w:rFonts w:ascii="Times New Roman" w:hAnsi="Times New Roman" w:cs="Times New Roman"/>
+                <w:sz w:val="26"/>
+                <w:szCs w:val="26"/>
+              </w:rPr>
             </w:pPr>
           </w:p>
         </w:tc>
@@ -2259,8 +2778,18 @@
             <w:pPr>
               <w:pStyle w:val="ListParagraph"/>
               <w:ind w:left="0"/>
-            </w:pPr>
-            <w:r>
+              <w:rPr>
+                <w:rFonts w:ascii="Times New Roman" w:hAnsi="Times New Roman" w:cs="Times New Roman"/>
+                <w:sz w:val="26"/>
+                <w:szCs w:val="26"/>
+              </w:rPr>
+            </w:pPr>
+            <w:r>
+              <w:rPr>
+                <w:rFonts w:ascii="Times New Roman" w:hAnsi="Times New Roman" w:cs="Times New Roman"/>
+                <w:sz w:val="26"/>
+                <w:szCs w:val="26"/>
+              </w:rPr>
               <w:t>2</w:t>
             </w:r>
           </w:p>
@@ -2273,8 +2802,18 @@
             <w:pPr>
               <w:pStyle w:val="ListParagraph"/>
               <w:ind w:left="0"/>
-            </w:pPr>
-            <w:r>
+              <w:rPr>
+                <w:rFonts w:ascii="Times New Roman" w:hAnsi="Times New Roman" w:cs="Times New Roman"/>
+                <w:sz w:val="26"/>
+                <w:szCs w:val="26"/>
+              </w:rPr>
+            </w:pPr>
+            <w:r>
+              <w:rPr>
+                <w:rFonts w:ascii="Times New Roman" w:hAnsi="Times New Roman" w:cs="Times New Roman"/>
+                <w:sz w:val="26"/>
+                <w:szCs w:val="26"/>
+              </w:rPr>
               <w:t>Bán lẻ vải, len, sợi, chỉ khâu và hàng dệt khác</w:t>
             </w:r>
           </w:p>
@@ -2287,8 +2826,18 @@
             <w:pPr>
               <w:pStyle w:val="ListParagraph"/>
               <w:ind w:left="0"/>
-            </w:pPr>
-            <w:r>
+              <w:rPr>
+                <w:rFonts w:ascii="Times New Roman" w:hAnsi="Times New Roman" w:cs="Times New Roman"/>
+                <w:sz w:val="26"/>
+                <w:szCs w:val="26"/>
+              </w:rPr>
+            </w:pPr>
+            <w:r>
+              <w:rPr>
+                <w:rFonts w:ascii="Times New Roman" w:hAnsi="Times New Roman" w:cs="Times New Roman"/>
+                <w:sz w:val="26"/>
+                <w:szCs w:val="26"/>
+              </w:rPr>
               <w:t>4751</w:t>
             </w:r>
           </w:p>
@@ -2301,6 +2850,11 @@
             <w:pPr>
               <w:pStyle w:val="ListParagraph"/>
               <w:ind w:left="0"/>
+              <w:rPr>
+                <w:rFonts w:ascii="Times New Roman" w:hAnsi="Times New Roman" w:cs="Times New Roman"/>
+                <w:sz w:val="26"/>
+                <w:szCs w:val="26"/>
+              </w:rPr>
             </w:pPr>
           </w:p>
         </w:tc>
@@ -2314,8 +2868,18 @@
             <w:pPr>
               <w:pStyle w:val="ListParagraph"/>
               <w:ind w:left="0"/>
-            </w:pPr>
-            <w:r>
+              <w:rPr>
+                <w:rFonts w:ascii="Times New Roman" w:hAnsi="Times New Roman" w:cs="Times New Roman"/>
+                <w:sz w:val="26"/>
+                <w:szCs w:val="26"/>
+              </w:rPr>
+            </w:pPr>
+            <w:r>
+              <w:rPr>
+                <w:rFonts w:ascii="Times New Roman" w:hAnsi="Times New Roman" w:cs="Times New Roman"/>
+                <w:sz w:val="26"/>
+                <w:szCs w:val="26"/>
+              </w:rPr>
               <w:t>3</w:t>
             </w:r>
           </w:p>
@@ -2328,8 +2892,18 @@
             <w:pPr>
               <w:pStyle w:val="ListParagraph"/>
               <w:ind w:left="0"/>
-            </w:pPr>
-            <w:r>
+              <w:rPr>
+                <w:rFonts w:ascii="Times New Roman" w:hAnsi="Times New Roman" w:cs="Times New Roman"/>
+                <w:sz w:val="26"/>
+                <w:szCs w:val="26"/>
+              </w:rPr>
+            </w:pPr>
+            <w:r>
+              <w:rPr>
+                <w:rFonts w:ascii="Times New Roman" w:hAnsi="Times New Roman" w:cs="Times New Roman"/>
+                <w:sz w:val="26"/>
+                <w:szCs w:val="26"/>
+              </w:rPr>
               <w:t>Bán lẻ đồ ngũ kim, sơn, kính, vật liệu và thiết bị lắp đặt khác trong xây dựng</w:t>
             </w:r>
           </w:p>
@@ -2342,8 +2916,18 @@
             <w:pPr>
               <w:pStyle w:val="ListParagraph"/>
               <w:ind w:left="0"/>
-            </w:pPr>
-            <w:r>
+              <w:rPr>
+                <w:rFonts w:ascii="Times New Roman" w:hAnsi="Times New Roman" w:cs="Times New Roman"/>
+                <w:sz w:val="26"/>
+                <w:szCs w:val="26"/>
+              </w:rPr>
+            </w:pPr>
+            <w:r>
+              <w:rPr>
+                <w:rFonts w:ascii="Times New Roman" w:hAnsi="Times New Roman" w:cs="Times New Roman"/>
+                <w:sz w:val="26"/>
+                <w:szCs w:val="26"/>
+              </w:rPr>
               <w:t>4752</w:t>
             </w:r>
           </w:p>
@@ -2356,6 +2940,11 @@
             <w:pPr>
               <w:pStyle w:val="ListParagraph"/>
               <w:ind w:left="0"/>
+              <w:rPr>
+                <w:rFonts w:ascii="Times New Roman" w:hAnsi="Times New Roman" w:cs="Times New Roman"/>
+                <w:sz w:val="26"/>
+                <w:szCs w:val="26"/>
+              </w:rPr>
             </w:pPr>
           </w:p>
         </w:tc>
@@ -2369,9 +2958,18 @@
             <w:pPr>
               <w:pStyle w:val="ListParagraph"/>
               <w:ind w:left="0"/>
-            </w:pPr>
-            <w:r>
-              <w:lastRenderedPageBreak/>
+              <w:rPr>
+                <w:rFonts w:ascii="Times New Roman" w:hAnsi="Times New Roman" w:cs="Times New Roman"/>
+                <w:sz w:val="26"/>
+                <w:szCs w:val="26"/>
+              </w:rPr>
+            </w:pPr>
+            <w:r>
+              <w:rPr>
+                <w:rFonts w:ascii="Times New Roman" w:hAnsi="Times New Roman" w:cs="Times New Roman"/>
+                <w:sz w:val="26"/>
+                <w:szCs w:val="26"/>
+              </w:rPr>
               <w:t>4</w:t>
             </w:r>
           </w:p>
@@ -2384,8 +2982,18 @@
             <w:pPr>
               <w:pStyle w:val="ListParagraph"/>
               <w:ind w:left="0"/>
-            </w:pPr>
-            <w:r>
+              <w:rPr>
+                <w:rFonts w:ascii="Times New Roman" w:hAnsi="Times New Roman" w:cs="Times New Roman"/>
+                <w:sz w:val="26"/>
+                <w:szCs w:val="26"/>
+              </w:rPr>
+            </w:pPr>
+            <w:r>
+              <w:rPr>
+                <w:rFonts w:ascii="Times New Roman" w:hAnsi="Times New Roman" w:cs="Times New Roman"/>
+                <w:sz w:val="26"/>
+                <w:szCs w:val="26"/>
+              </w:rPr>
               <w:t>Bán lẻ hàng may mặc, giày, dép, hàng da và giả da</w:t>
             </w:r>
           </w:p>
@@ -2398,8 +3006,18 @@
             <w:pPr>
               <w:pStyle w:val="ListParagraph"/>
               <w:ind w:left="0"/>
-            </w:pPr>
-            <w:r>
+              <w:rPr>
+                <w:rFonts w:ascii="Times New Roman" w:hAnsi="Times New Roman" w:cs="Times New Roman"/>
+                <w:sz w:val="26"/>
+                <w:szCs w:val="26"/>
+              </w:rPr>
+            </w:pPr>
+            <w:r>
+              <w:rPr>
+                <w:rFonts w:ascii="Times New Roman" w:hAnsi="Times New Roman" w:cs="Times New Roman"/>
+                <w:sz w:val="26"/>
+                <w:szCs w:val="26"/>
+              </w:rPr>
               <w:t>4771</w:t>
             </w:r>
           </w:p>
@@ -2412,6 +3030,11 @@
             <w:pPr>
               <w:pStyle w:val="ListParagraph"/>
               <w:ind w:left="0"/>
+              <w:rPr>
+                <w:rFonts w:ascii="Times New Roman" w:hAnsi="Times New Roman" w:cs="Times New Roman"/>
+                <w:sz w:val="26"/>
+                <w:szCs w:val="26"/>
+              </w:rPr>
             </w:pPr>
           </w:p>
         </w:tc>
@@ -2420,11 +3043,21 @@
     <w:p>
       <w:pPr>
         <w:pStyle w:val="ListParagraph"/>
+        <w:rPr>
+          <w:rFonts w:ascii="Times New Roman" w:hAnsi="Times New Roman" w:cs="Times New Roman"/>
+          <w:sz w:val="26"/>
+          <w:szCs w:val="26"/>
+        </w:rPr>
       </w:pPr>
     </w:p>
     <w:p>
       <w:pPr>
         <w:pStyle w:val="ListParagraph"/>
+        <w:rPr>
+          <w:rFonts w:ascii="Times New Roman" w:hAnsi="Times New Roman" w:cs="Times New Roman"/>
+          <w:sz w:val="26"/>
+          <w:szCs w:val="26"/>
+        </w:rPr>
       </w:pPr>
     </w:p>
     <w:p>
@@ -2434,33 +3067,50 @@
           <w:ilvl w:val="0"/>
           <w:numId w:val="5"/>
         </w:numPr>
-      </w:pPr>
-      <w:r>
+        <w:rPr>
+          <w:rFonts w:ascii="Times New Roman" w:hAnsi="Times New Roman" w:cs="Times New Roman"/>
+          <w:sz w:val="26"/>
+          <w:szCs w:val="26"/>
+        </w:rPr>
+      </w:pPr>
+      <w:r>
+        <w:rPr>
+          <w:rFonts w:ascii="Times New Roman" w:hAnsi="Times New Roman" w:cs="Times New Roman"/>
+          <w:sz w:val="26"/>
+          <w:szCs w:val="26"/>
+        </w:rPr>
         <w:t xml:space="preserve">Bà Ngân </w:t>
       </w:r>
       <w:r>
+        <w:rPr>
+          <w:rFonts w:ascii="Times New Roman" w:hAnsi="Times New Roman" w:cs="Times New Roman"/>
+          <w:sz w:val="26"/>
+          <w:szCs w:val="26"/>
+        </w:rPr>
         <w:t xml:space="preserve">nhận chuyển nhượng toàn bộ phần vốn góp </w:t>
       </w:r>
       <w:r>
         <w:rPr>
           <w:rFonts w:ascii="Times New Roman" w:eastAsia="Times New Roman" w:hAnsi="Times New Roman" w:cs="Times New Roman"/>
-          <w:sz w:val="24"/>
-          <w:szCs w:val="24"/>
-        </w:rPr>
-        <w:t>510.000.000</w:t>
-      </w:r>
-      <w:r>
-        <w:rPr>
-          <w:rFonts w:ascii="Times New Roman" w:eastAsia="Times New Roman" w:hAnsi="Times New Roman" w:cs="Times New Roman"/>
-          <w:sz w:val="24"/>
-          <w:szCs w:val="24"/>
-        </w:rPr>
-        <w:t xml:space="preserve"> đồng chiếm 51% vốn điều lệ </w:t>
-      </w:r>
-      <w:r>
+          <w:sz w:val="26"/>
+          <w:szCs w:val="26"/>
+        </w:rPr>
+        <w:t xml:space="preserve">510.000.000 đồng chiếm 51% vốn điều lệ </w:t>
+      </w:r>
+      <w:r>
+        <w:rPr>
+          <w:rFonts w:ascii="Times New Roman" w:hAnsi="Times New Roman" w:cs="Times New Roman"/>
+          <w:sz w:val="26"/>
+          <w:szCs w:val="26"/>
+        </w:rPr>
         <w:t xml:space="preserve">của bà Thảo và </w:t>
       </w:r>
       <w:r>
+        <w:rPr>
+          <w:rFonts w:ascii="Times New Roman" w:hAnsi="Times New Roman" w:cs="Times New Roman"/>
+          <w:sz w:val="26"/>
+          <w:szCs w:val="26"/>
+        </w:rPr>
         <w:t>thay thế bà Thảo làm thành viên</w:t>
       </w:r>
     </w:p>
@@ -2468,18 +3118,32 @@
       <w:pPr>
         <w:pStyle w:val="NormalWeb"/>
         <w:ind w:left="1440"/>
-      </w:pPr>
-      <w:r>
+        <w:rPr>
+          <w:sz w:val="26"/>
+          <w:szCs w:val="26"/>
+        </w:rPr>
+      </w:pPr>
+      <w:r>
+        <w:rPr>
+          <w:sz w:val="26"/>
+          <w:szCs w:val="26"/>
+        </w:rPr>
         <w:t xml:space="preserve">  </w:t>
       </w:r>
       <w:r>
         <w:rPr>
           <w:b/>
           <w:bCs/>
+          <w:sz w:val="26"/>
+          <w:szCs w:val="26"/>
         </w:rPr>
         <w:t>Họ và tên:</w:t>
       </w:r>
       <w:r>
+        <w:rPr>
+          <w:sz w:val="26"/>
+          <w:szCs w:val="26"/>
+        </w:rPr>
         <w:t xml:space="preserve"> VÕ THỊ KIM NGÂN</w:t>
       </w:r>
     </w:p>
@@ -2487,18 +3151,32 @@
       <w:pPr>
         <w:pStyle w:val="NormalWeb"/>
         <w:ind w:left="1440"/>
-      </w:pPr>
-      <w:r>
+        <w:rPr>
+          <w:sz w:val="26"/>
+          <w:szCs w:val="26"/>
+        </w:rPr>
+      </w:pPr>
+      <w:r>
+        <w:rPr>
+          <w:sz w:val="26"/>
+          <w:szCs w:val="26"/>
+        </w:rPr>
         <w:t xml:space="preserve">  </w:t>
       </w:r>
       <w:r>
         <w:rPr>
           <w:b/>
           <w:bCs/>
+          <w:sz w:val="26"/>
+          <w:szCs w:val="26"/>
         </w:rPr>
         <w:t>Ngày sinh:</w:t>
       </w:r>
       <w:r>
+        <w:rPr>
+          <w:sz w:val="26"/>
+          <w:szCs w:val="26"/>
+        </w:rPr>
         <w:t xml:space="preserve"> 15/10/1997</w:t>
       </w:r>
     </w:p>
@@ -2506,18 +3184,32 @@
       <w:pPr>
         <w:pStyle w:val="NormalWeb"/>
         <w:ind w:left="1440"/>
-      </w:pPr>
-      <w:r>
+        <w:rPr>
+          <w:sz w:val="26"/>
+          <w:szCs w:val="26"/>
+        </w:rPr>
+      </w:pPr>
+      <w:r>
+        <w:rPr>
+          <w:sz w:val="26"/>
+          <w:szCs w:val="26"/>
+        </w:rPr>
         <w:t xml:space="preserve"> </w:t>
       </w:r>
       <w:r>
         <w:rPr>
           <w:b/>
           <w:bCs/>
+          <w:sz w:val="26"/>
+          <w:szCs w:val="26"/>
         </w:rPr>
         <w:t>Giới tính:</w:t>
       </w:r>
       <w:r>
+        <w:rPr>
+          <w:sz w:val="26"/>
+          <w:szCs w:val="26"/>
+        </w:rPr>
         <w:t xml:space="preserve"> Nữ</w:t>
       </w:r>
     </w:p>
@@ -2525,108 +3217,94 @@
       <w:pPr>
         <w:pStyle w:val="NormalWeb"/>
         <w:ind w:left="1440"/>
+        <w:rPr>
+          <w:sz w:val="26"/>
+          <w:szCs w:val="26"/>
+        </w:rPr>
       </w:pPr>
       <w:r>
         <w:rPr>
           <w:b/>
           <w:bCs/>
+          <w:sz w:val="26"/>
+          <w:szCs w:val="26"/>
         </w:rPr>
         <w:t>Căn cước công dân số:</w:t>
       </w:r>
       <w:r>
-        <w:t xml:space="preserve"> </w:t>
-      </w:r>
-      <w:r>
-        <w:t>051197009742</w:t>
+        <w:rPr>
+          <w:sz w:val="26"/>
+          <w:szCs w:val="26"/>
+        </w:rPr>
+        <w:t xml:space="preserve"> 051197009742</w:t>
       </w:r>
     </w:p>
     <w:p>
       <w:pPr>
         <w:pStyle w:val="NormalWeb"/>
         <w:ind w:left="1440"/>
+        <w:rPr>
+          <w:sz w:val="26"/>
+          <w:szCs w:val="26"/>
+        </w:rPr>
       </w:pPr>
       <w:r>
         <w:rPr>
           <w:b/>
           <w:bCs/>
+          <w:sz w:val="26"/>
+          <w:szCs w:val="26"/>
         </w:rPr>
         <w:t>Ngày cấp căn cước:</w:t>
       </w:r>
       <w:r>
+        <w:rPr>
+          <w:sz w:val="26"/>
+          <w:szCs w:val="26"/>
+        </w:rPr>
         <w:t xml:space="preserve"> </w:t>
       </w:r>
       <w:r>
         <w:rPr>
-          <w:rFonts w:ascii="Segoe UI" w:hAnsi="Segoe UI" w:cs="Segoe UI"/>
           <w:color w:val="081B3A"/>
           <w:spacing w:val="3"/>
-          <w:sz w:val="23"/>
-          <w:szCs w:val="23"/>
+          <w:sz w:val="26"/>
+          <w:szCs w:val="26"/>
           <w:shd w:val="clear" w:color="auto" w:fill="FFFFFF"/>
         </w:rPr>
-        <w:t>12</w:t>
-      </w:r>
-      <w:r>
-        <w:rPr>
-          <w:rFonts w:ascii="Segoe UI" w:hAnsi="Segoe UI" w:cs="Segoe UI"/>
-          <w:color w:val="081B3A"/>
-          <w:spacing w:val="3"/>
-          <w:sz w:val="23"/>
-          <w:szCs w:val="23"/>
-          <w:shd w:val="clear" w:color="auto" w:fill="FFFFFF"/>
-        </w:rPr>
-        <w:t>/</w:t>
-      </w:r>
-      <w:r>
-        <w:rPr>
-          <w:rFonts w:ascii="Segoe UI" w:hAnsi="Segoe UI" w:cs="Segoe UI"/>
-          <w:color w:val="081B3A"/>
-          <w:spacing w:val="3"/>
-          <w:sz w:val="23"/>
-          <w:szCs w:val="23"/>
-          <w:shd w:val="clear" w:color="auto" w:fill="FFFFFF"/>
-        </w:rPr>
-        <w:t>11</w:t>
-      </w:r>
-      <w:r>
-        <w:rPr>
-          <w:rFonts w:ascii="Segoe UI" w:hAnsi="Segoe UI" w:cs="Segoe UI"/>
-          <w:color w:val="081B3A"/>
-          <w:spacing w:val="3"/>
-          <w:sz w:val="23"/>
-          <w:szCs w:val="23"/>
-          <w:shd w:val="clear" w:color="auto" w:fill="FFFFFF"/>
-        </w:rPr>
-        <w:t>/</w:t>
-      </w:r>
-      <w:r>
-        <w:rPr>
-          <w:rFonts w:ascii="Segoe UI" w:hAnsi="Segoe UI" w:cs="Segoe UI"/>
-          <w:color w:val="081B3A"/>
-          <w:spacing w:val="3"/>
-          <w:sz w:val="23"/>
-          <w:szCs w:val="23"/>
-          <w:shd w:val="clear" w:color="auto" w:fill="FFFFFF"/>
-        </w:rPr>
-        <w:t>2021</w:t>
+        <w:t>12/11/2021</w:t>
       </w:r>
     </w:p>
     <w:p>
       <w:pPr>
         <w:pStyle w:val="NormalWeb"/>
         <w:ind w:left="720" w:firstLine="720"/>
-      </w:pPr>
-      <w:r>
+        <w:rPr>
+          <w:sz w:val="26"/>
+          <w:szCs w:val="26"/>
+        </w:rPr>
+      </w:pPr>
+      <w:r>
+        <w:rPr>
+          <w:sz w:val="26"/>
+          <w:szCs w:val="26"/>
+        </w:rPr>
         <w:t xml:space="preserve"> </w:t>
       </w:r>
       <w:r>
         <w:rPr>
           <w:b/>
           <w:bCs/>
+          <w:sz w:val="26"/>
+          <w:szCs w:val="26"/>
         </w:rPr>
         <w:t>Quốc tịch:</w:t>
       </w:r>
       <w:r>
+        <w:rPr>
+          <w:sz w:val="26"/>
+          <w:szCs w:val="26"/>
+        </w:rPr>
         <w:t xml:space="preserve"> Việt Nam</w:t>
       </w:r>
     </w:p>
@@ -2634,55 +3312,47 @@
       <w:pPr>
         <w:pStyle w:val="NormalWeb"/>
         <w:ind w:left="1440"/>
-      </w:pPr>
-      <w:r>
+        <w:rPr>
+          <w:sz w:val="26"/>
+          <w:szCs w:val="26"/>
+        </w:rPr>
+      </w:pPr>
+      <w:r>
+        <w:rPr>
+          <w:sz w:val="26"/>
+          <w:szCs w:val="26"/>
+        </w:rPr>
         <w:t xml:space="preserve">  </w:t>
       </w:r>
       <w:r>
         <w:rPr>
           <w:b/>
           <w:bCs/>
-        </w:rPr>
-        <w:t>Địa chỉ</w:t>
-      </w:r>
-      <w:r>
-        <w:rPr>
-          <w:b/>
-          <w:bCs/>
-        </w:rPr>
-        <w:t xml:space="preserve"> thường trú</w:t>
-      </w:r>
-      <w:r>
-        <w:rPr>
-          <w:b/>
-          <w:bCs/>
-        </w:rPr>
-        <w:t xml:space="preserve"> và địa chỉ liên lạc</w:t>
-      </w:r>
-      <w:r>
-        <w:rPr>
-          <w:b/>
-          <w:bCs/>
-        </w:rPr>
-        <w:t>:</w:t>
-      </w:r>
-      <w:r>
-        <w:t xml:space="preserve"> Long Thạnh 1, </w:t>
-      </w:r>
-      <w:r>
-        <w:t>Phường Sa Huỳnh</w:t>
-      </w:r>
-      <w:r>
-        <w:t xml:space="preserve">, </w:t>
-      </w:r>
-      <w:r>
-        <w:t xml:space="preserve">Tỉnh </w:t>
-      </w:r>
-      <w:r>
-        <w:t>Quảng Ngãi</w:t>
-      </w:r>
-      <w:r>
-        <w:t>, Việt Nam</w:t>
+          <w:sz w:val="26"/>
+          <w:szCs w:val="26"/>
+        </w:rPr>
+        <w:t>Địa chỉ thường trú và địa chỉ liên lạc:</w:t>
+      </w:r>
+      <w:r>
+        <w:rPr>
+          <w:sz w:val="26"/>
+          <w:szCs w:val="26"/>
+        </w:rPr>
+        <w:t xml:space="preserve"> </w:t>
+      </w:r>
+      <w:r>
+        <w:rPr>
+          <w:sz w:val="26"/>
+          <w:szCs w:val="26"/>
+        </w:rPr>
+        <w:t xml:space="preserve">Thôn </w:t>
+      </w:r>
+      <w:r>
+        <w:rPr>
+          <w:sz w:val="26"/>
+          <w:szCs w:val="26"/>
+        </w:rPr>
+        <w:t>Long Thạnh 1, Phường Sa Huỳnh, Tỉnh Quảng Ngãi, Việt Nam</w:t>
       </w:r>
     </w:p>
     <w:p>
@@ -2692,25 +3362,364 @@
           <w:ilvl w:val="0"/>
           <w:numId w:val="5"/>
         </w:numPr>
-      </w:pPr>
-      <w:r>
+        <w:rPr>
+          <w:rFonts w:ascii="Times New Roman" w:hAnsi="Times New Roman" w:cs="Times New Roman"/>
+          <w:sz w:val="26"/>
+          <w:szCs w:val="26"/>
+        </w:rPr>
+      </w:pPr>
+      <w:r>
+        <w:rPr>
+          <w:rFonts w:ascii="Times New Roman" w:hAnsi="Times New Roman" w:cs="Times New Roman"/>
+          <w:sz w:val="26"/>
+          <w:szCs w:val="26"/>
+        </w:rPr>
         <w:t xml:space="preserve">Ông </w:t>
       </w:r>
       <w:r>
         <w:rPr>
           <w:rFonts w:ascii="Times New Roman" w:eastAsia="Times New Roman" w:hAnsi="Times New Roman" w:cs="Times New Roman"/>
-          <w:sz w:val="24"/>
-          <w:szCs w:val="24"/>
+          <w:sz w:val="26"/>
+          <w:szCs w:val="26"/>
+        </w:rPr>
+        <w:t>LIU, SANBAO thay thế bà Thảo làm đại diện pháp luật với chức danh Giám đốc</w:t>
+      </w:r>
+    </w:p>
+    <w:p>
+      <w:pPr>
+        <w:pStyle w:val="ListParagraph"/>
+        <w:numPr>
+          <w:ilvl w:val="1"/>
+          <w:numId w:val="5"/>
+        </w:numPr>
+        <w:rPr>
+          <w:rFonts w:ascii="Times New Roman" w:hAnsi="Times New Roman" w:cs="Times New Roman"/>
+          <w:sz w:val="26"/>
+          <w:szCs w:val="26"/>
+        </w:rPr>
+      </w:pPr>
+      <w:r>
+        <w:rPr>
+          <w:rFonts w:ascii="Times New Roman" w:hAnsi="Times New Roman" w:cs="Times New Roman"/>
+          <w:sz w:val="26"/>
+          <w:szCs w:val="26"/>
+        </w:rPr>
+        <w:t>Họ và tên</w:t>
+      </w:r>
+      <w:r>
+        <w:rPr>
+          <w:rFonts w:ascii="Times New Roman" w:hAnsi="Times New Roman" w:cs="Times New Roman"/>
+          <w:sz w:val="26"/>
+          <w:szCs w:val="26"/>
+        </w:rPr>
+        <w:t xml:space="preserve">: </w:t>
+      </w:r>
+      <w:r>
+        <w:rPr>
+          <w:rFonts w:ascii="Times New Roman" w:hAnsi="Times New Roman" w:cs="Times New Roman"/>
+          <w:sz w:val="26"/>
+          <w:szCs w:val="26"/>
         </w:rPr>
         <w:t>LIU, SANBAO</w:t>
       </w:r>
-      <w:r>
-        <w:rPr>
-          <w:rFonts w:ascii="Times New Roman" w:eastAsia="Times New Roman" w:hAnsi="Times New Roman" w:cs="Times New Roman"/>
-          <w:sz w:val="24"/>
-          <w:szCs w:val="24"/>
-        </w:rPr>
-        <w:t xml:space="preserve"> thay thế bà Thảo làm đại diện pháp luật với chức danh Giám đốc</w:t>
+    </w:p>
+    <w:p>
+      <w:pPr>
+        <w:pStyle w:val="ListParagraph"/>
+        <w:numPr>
+          <w:ilvl w:val="1"/>
+          <w:numId w:val="5"/>
+        </w:numPr>
+        <w:rPr>
+          <w:rFonts w:ascii="Times New Roman" w:hAnsi="Times New Roman" w:cs="Times New Roman"/>
+          <w:sz w:val="26"/>
+          <w:szCs w:val="26"/>
+        </w:rPr>
+      </w:pPr>
+      <w:r>
+        <w:rPr>
+          <w:rFonts w:ascii="Times New Roman" w:hAnsi="Times New Roman" w:cs="Times New Roman"/>
+          <w:sz w:val="26"/>
+          <w:szCs w:val="26"/>
+        </w:rPr>
+        <w:t xml:space="preserve">Ngày sinh: </w:t>
+      </w:r>
+      <w:r>
+        <w:rPr>
+          <w:rFonts w:ascii="Times New Roman" w:hAnsi="Times New Roman" w:cs="Times New Roman"/>
+          <w:sz w:val="26"/>
+          <w:szCs w:val="26"/>
+        </w:rPr>
+        <w:t>13</w:t>
+      </w:r>
+      <w:r>
+        <w:rPr>
+          <w:rFonts w:ascii="Times New Roman" w:hAnsi="Times New Roman" w:cs="Times New Roman"/>
+          <w:sz w:val="26"/>
+          <w:szCs w:val="26"/>
+        </w:rPr>
+        <w:t>/</w:t>
+      </w:r>
+      <w:r>
+        <w:rPr>
+          <w:rFonts w:ascii="Times New Roman" w:hAnsi="Times New Roman" w:cs="Times New Roman"/>
+          <w:sz w:val="26"/>
+          <w:szCs w:val="26"/>
+        </w:rPr>
+        <w:t>07</w:t>
+      </w:r>
+      <w:r>
+        <w:rPr>
+          <w:rFonts w:ascii="Times New Roman" w:hAnsi="Times New Roman" w:cs="Times New Roman"/>
+          <w:sz w:val="26"/>
+          <w:szCs w:val="26"/>
+        </w:rPr>
+        <w:t>/</w:t>
+      </w:r>
+      <w:r>
+        <w:rPr>
+          <w:rFonts w:ascii="Times New Roman" w:hAnsi="Times New Roman" w:cs="Times New Roman"/>
+          <w:sz w:val="26"/>
+          <w:szCs w:val="26"/>
+        </w:rPr>
+        <w:t>1975</w:t>
+      </w:r>
+    </w:p>
+    <w:p>
+      <w:pPr>
+        <w:pStyle w:val="ListParagraph"/>
+        <w:numPr>
+          <w:ilvl w:val="1"/>
+          <w:numId w:val="5"/>
+        </w:numPr>
+        <w:rPr>
+          <w:rFonts w:ascii="Times New Roman" w:hAnsi="Times New Roman" w:cs="Times New Roman"/>
+          <w:sz w:val="26"/>
+          <w:szCs w:val="26"/>
+        </w:rPr>
+      </w:pPr>
+      <w:r>
+        <w:rPr>
+          <w:rFonts w:ascii="Times New Roman" w:hAnsi="Times New Roman" w:cs="Times New Roman"/>
+          <w:sz w:val="26"/>
+          <w:szCs w:val="26"/>
+        </w:rPr>
+        <w:t>Giới tính: Nam</w:t>
+      </w:r>
+    </w:p>
+    <w:p>
+      <w:pPr>
+        <w:pStyle w:val="ListParagraph"/>
+        <w:numPr>
+          <w:ilvl w:val="1"/>
+          <w:numId w:val="5"/>
+        </w:numPr>
+        <w:rPr>
+          <w:rFonts w:ascii="Times New Roman" w:hAnsi="Times New Roman" w:cs="Times New Roman"/>
+          <w:sz w:val="26"/>
+          <w:szCs w:val="26"/>
+        </w:rPr>
+      </w:pPr>
+      <w:r>
+        <w:rPr>
+          <w:rFonts w:ascii="Times New Roman" w:hAnsi="Times New Roman" w:cs="Times New Roman"/>
+          <w:sz w:val="26"/>
+          <w:szCs w:val="26"/>
+        </w:rPr>
+        <w:t>Quốc tịch: Trung Quốc</w:t>
+      </w:r>
+    </w:p>
+    <w:p>
+      <w:pPr>
+        <w:pStyle w:val="ListParagraph"/>
+        <w:numPr>
+          <w:ilvl w:val="1"/>
+          <w:numId w:val="5"/>
+        </w:numPr>
+        <w:rPr>
+          <w:rFonts w:ascii="Times New Roman" w:hAnsi="Times New Roman" w:cs="Times New Roman"/>
+          <w:sz w:val="26"/>
+          <w:szCs w:val="26"/>
+        </w:rPr>
+      </w:pPr>
+      <w:r>
+        <w:rPr>
+          <w:rFonts w:ascii="Times New Roman" w:hAnsi="Times New Roman" w:cs="Times New Roman"/>
+          <w:sz w:val="26"/>
+          <w:szCs w:val="26"/>
+        </w:rPr>
+        <w:lastRenderedPageBreak/>
+        <w:t xml:space="preserve">Hộ chiếu nước ngoài: </w:t>
+      </w:r>
+      <w:r>
+        <w:rPr>
+          <w:rFonts w:ascii="Times New Roman" w:hAnsi="Times New Roman" w:cs="Times New Roman"/>
+          <w:sz w:val="26"/>
+          <w:szCs w:val="26"/>
+        </w:rPr>
+        <w:t>EB4943923</w:t>
+      </w:r>
+    </w:p>
+    <w:p>
+      <w:pPr>
+        <w:pStyle w:val="ListParagraph"/>
+        <w:numPr>
+          <w:ilvl w:val="1"/>
+          <w:numId w:val="5"/>
+        </w:numPr>
+        <w:rPr>
+          <w:rFonts w:ascii="Times New Roman" w:hAnsi="Times New Roman" w:cs="Times New Roman"/>
+          <w:sz w:val="26"/>
+          <w:szCs w:val="26"/>
+        </w:rPr>
+      </w:pPr>
+      <w:r>
+        <w:rPr>
+          <w:rFonts w:ascii="Times New Roman" w:hAnsi="Times New Roman" w:cs="Times New Roman"/>
+          <w:sz w:val="26"/>
+          <w:szCs w:val="26"/>
+        </w:rPr>
+        <w:t xml:space="preserve">Ngày cấp hộ chiếu: </w:t>
+      </w:r>
+      <w:r>
+        <w:rPr>
+          <w:rFonts w:ascii="Times New Roman" w:hAnsi="Times New Roman" w:cs="Times New Roman"/>
+          <w:sz w:val="26"/>
+          <w:szCs w:val="26"/>
+        </w:rPr>
+        <w:t>12</w:t>
+      </w:r>
+      <w:r>
+        <w:rPr>
+          <w:rFonts w:ascii="Times New Roman" w:hAnsi="Times New Roman" w:cs="Times New Roman"/>
+          <w:sz w:val="26"/>
+          <w:szCs w:val="26"/>
+        </w:rPr>
+        <w:t>/</w:t>
+      </w:r>
+      <w:r>
+        <w:rPr>
+          <w:rFonts w:ascii="Times New Roman" w:hAnsi="Times New Roman" w:cs="Times New Roman"/>
+          <w:sz w:val="26"/>
+          <w:szCs w:val="26"/>
+        </w:rPr>
+        <w:t>01</w:t>
+      </w:r>
+      <w:r>
+        <w:rPr>
+          <w:rFonts w:ascii="Times New Roman" w:hAnsi="Times New Roman" w:cs="Times New Roman"/>
+          <w:sz w:val="26"/>
+          <w:szCs w:val="26"/>
+        </w:rPr>
+        <w:t>/</w:t>
+      </w:r>
+      <w:bookmarkStart w:id="0" w:name="_GoBack"/>
+      <w:bookmarkEnd w:id="0"/>
+      <w:r>
+        <w:rPr>
+          <w:rFonts w:ascii="Times New Roman" w:hAnsi="Times New Roman" w:cs="Times New Roman"/>
+          <w:sz w:val="26"/>
+          <w:szCs w:val="26"/>
+        </w:rPr>
+        <w:t>2018</w:t>
+      </w:r>
+    </w:p>
+    <w:p>
+      <w:pPr>
+        <w:pStyle w:val="ListParagraph"/>
+        <w:numPr>
+          <w:ilvl w:val="1"/>
+          <w:numId w:val="5"/>
+        </w:numPr>
+        <w:rPr>
+          <w:rFonts w:ascii="Times New Roman" w:hAnsi="Times New Roman" w:cs="Times New Roman"/>
+          <w:sz w:val="26"/>
+          <w:szCs w:val="26"/>
+        </w:rPr>
+      </w:pPr>
+      <w:r>
+        <w:rPr>
+          <w:rFonts w:ascii="Times New Roman" w:hAnsi="Times New Roman" w:cs="Times New Roman"/>
+          <w:sz w:val="26"/>
+          <w:szCs w:val="26"/>
+        </w:rPr>
+        <w:t xml:space="preserve">Nơi cấp: </w:t>
+      </w:r>
+      <w:r>
+        <w:rPr>
+          <w:rFonts w:ascii="Times New Roman" w:hAnsi="Times New Roman" w:cs="Times New Roman"/>
+          <w:sz w:val="26"/>
+          <w:szCs w:val="26"/>
+        </w:rPr>
+        <w:t>Tổng lãnh sự quán CHND Trung Hoa tại Thành phố Hồ Chí Minh</w:t>
+      </w:r>
+    </w:p>
+    <w:p>
+      <w:pPr>
+        <w:pStyle w:val="ListParagraph"/>
+        <w:numPr>
+          <w:ilvl w:val="1"/>
+          <w:numId w:val="5"/>
+        </w:numPr>
+        <w:rPr>
+          <w:rFonts w:ascii="Times New Roman" w:hAnsi="Times New Roman" w:cs="Times New Roman"/>
+          <w:sz w:val="26"/>
+          <w:szCs w:val="26"/>
+        </w:rPr>
+      </w:pPr>
+      <w:r>
+        <w:rPr>
+          <w:rFonts w:ascii="Times New Roman" w:hAnsi="Times New Roman" w:cs="Times New Roman"/>
+          <w:sz w:val="26"/>
+          <w:szCs w:val="26"/>
+        </w:rPr>
+        <w:t>Địa chỉ thường trú</w:t>
+      </w:r>
+      <w:r>
+        <w:rPr>
+          <w:rFonts w:ascii="Times New Roman" w:hAnsi="Times New Roman" w:cs="Times New Roman"/>
+          <w:sz w:val="26"/>
+          <w:szCs w:val="26"/>
+        </w:rPr>
+        <w:t xml:space="preserve">: </w:t>
+      </w:r>
+      <w:r>
+        <w:rPr>
+          <w:rFonts w:ascii="Times New Roman" w:hAnsi="Times New Roman" w:cs="Times New Roman"/>
+          <w:sz w:val="26"/>
+          <w:szCs w:val="26"/>
+        </w:rPr>
+        <w:t>Phòng 301, Tòa nhà 13, đường Nông Lương, Thành phố Nam Xương, tỉnh Tứ Xuyên, Trung Quốc</w:t>
+      </w:r>
+    </w:p>
+    <w:p>
+      <w:pPr>
+        <w:pStyle w:val="ListParagraph"/>
+        <w:numPr>
+          <w:ilvl w:val="1"/>
+          <w:numId w:val="5"/>
+        </w:numPr>
+        <w:rPr>
+          <w:rFonts w:ascii="Times New Roman" w:hAnsi="Times New Roman" w:cs="Times New Roman"/>
+          <w:sz w:val="26"/>
+          <w:szCs w:val="26"/>
+        </w:rPr>
+      </w:pPr>
+      <w:r>
+        <w:rPr>
+          <w:rFonts w:ascii="Times New Roman" w:hAnsi="Times New Roman" w:cs="Times New Roman"/>
+          <w:sz w:val="26"/>
+          <w:szCs w:val="26"/>
+        </w:rPr>
+        <w:t xml:space="preserve">Địa chỉ liên lạc: </w:t>
+      </w:r>
+      <w:r>
+        <w:rPr>
+          <w:rFonts w:ascii="Times New Roman" w:eastAsia="Times New Roman" w:hAnsi="Times New Roman" w:cs="Times New Roman"/>
+          <w:sz w:val="26"/>
+          <w:szCs w:val="26"/>
+        </w:rPr>
+        <w:t>Ô 3, Lô DC 82, Đường NA12, KĐC Việt Sing, Khu phố Bình Giao, Phường Thuận Giao, Thành phố Hồ Chí Minh, Việt Nam</w:t>
       </w:r>
     </w:p>
     <w:p>
@@ -2720,17 +3729,20 @@
           <w:ilvl w:val="0"/>
           <w:numId w:val="5"/>
         </w:numPr>
-      </w:pPr>
-      <w:r>
-        <w:rPr>
-          <w:rFonts w:ascii="Times New Roman" w:eastAsia="Times New Roman" w:hAnsi="Times New Roman" w:cs="Times New Roman"/>
-          <w:sz w:val="24"/>
-          <w:szCs w:val="24"/>
+        <w:rPr>
+          <w:rFonts w:ascii="Times New Roman" w:hAnsi="Times New Roman" w:cs="Times New Roman"/>
+          <w:sz w:val="26"/>
+          <w:szCs w:val="26"/>
+        </w:rPr>
+      </w:pPr>
+      <w:r>
+        <w:rPr>
+          <w:rFonts w:ascii="Times New Roman" w:eastAsia="Times New Roman" w:hAnsi="Times New Roman" w:cs="Times New Roman"/>
+          <w:sz w:val="26"/>
+          <w:szCs w:val="26"/>
         </w:rPr>
         <w:t>Ngày thay đổi, ngày văn bản là ngày 21/4/2026</w:t>
       </w:r>
-      <w:bookmarkStart w:id="0" w:name="_GoBack"/>
-      <w:bookmarkEnd w:id="0"/>
     </w:p>
     <w:sectPr>
       <w:pgSz w:w="12240" w:h="15840"/>
@@ -2743,7 +3755,7 @@
 </file>
 
 <file path=word/numbering.xml><?xml version="1.0" encoding="utf-8"?>
-<w:numbering xmlns:wpc="http://schemas.microsoft.com/office/word/2010/wordprocessingCanvas" xmlns:cx="http://schemas.microsoft.com/office/drawing/2014/chartex" xmlns:cx1="http://schemas.microsoft.com/office/drawing/2015/9/8/chartex" xmlns:mc="http://schemas.openxmlformats.org/markup-compatibility/2006" xmlns:o="urn:schemas-microsoft-com:office:office" xmlns:r="http://schemas.openxmlformats.org/officeDocument/2006/relationships" xmlns:m="http://schemas.openxmlformats.org/officeDocument/2006/math" xmlns:v="urn:schemas-microsoft-com:vml" xmlns:wp14="http://schemas.microsoft.com/office/word/2010/wordprocessingDrawing" xmlns:wp="http://schemas.openxmlformats.org/drawingml/2006/wordprocessingDrawing" xmlns:w10="urn:schemas-microsoft-com:office:word" xmlns:w="http://schemas.openxmlformats.org/wordprocessingml/2006/main" xmlns:w14="http://schemas.microsoft.com/office/word/2010/wordml" xmlns:w15="http://schemas.microsoft.com/office/word/2012/wordml" xmlns:w16se="http://schemas.microsoft.com/office/word/2015/wordml/symex" xmlns:wpg="http://schemas.microsoft.com/office/word/2010/wordprocessingGroup" xmlns:wpi="http://schemas.microsoft.com/office/word/2010/wordprocessingInk" xmlns:wne="http://schemas.microsoft.com/office/word/2006/wordml" xmlns:wps="http://schemas.microsoft.com/office/word/2010/wordprocessingShape" mc:Ignorable="w14 w15 w16se wp14">
+<w:numbering xmlns:wpc="http://schemas.microsoft.com/office/word/2010/wordprocessingCanvas" xmlns:cx="http://schemas.microsoft.com/office/drawing/2014/chartex" xmlns:mc="http://schemas.openxmlformats.org/markup-compatibility/2006" xmlns:o="urn:schemas-microsoft-com:office:office" xmlns:r="http://schemas.openxmlformats.org/officeDocument/2006/relationships" xmlns:m="http://schemas.openxmlformats.org/officeDocument/2006/math" xmlns:v="urn:schemas-microsoft-com:vml" xmlns:wp14="http://schemas.microsoft.com/office/word/2010/wordprocessingDrawing" xmlns:wp="http://schemas.openxmlformats.org/drawingml/2006/wordprocessingDrawing" xmlns:w10="urn:schemas-microsoft-com:office:word" xmlns:w="http://schemas.openxmlformats.org/wordprocessingml/2006/main" xmlns:w14="http://schemas.microsoft.com/office/word/2010/wordml" xmlns:w15="http://schemas.microsoft.com/office/word/2012/wordml" xmlns:w16se="http://schemas.microsoft.com/office/word/2015/wordml/symex" xmlns:wpg="http://schemas.microsoft.com/office/word/2010/wordprocessingGroup" xmlns:wpi="http://schemas.microsoft.com/office/word/2010/wordprocessingInk" xmlns:wne="http://schemas.microsoft.com/office/word/2006/wordml" xmlns:wps="http://schemas.microsoft.com/office/word/2010/wordprocessingShape" mc:Ignorable="w14 w15 w16se wp14">
   <w:abstractNum w:abstractNumId="0" w15:restartNumberingAfterBreak="0">
     <w:nsid w:val="0B9D32FA"/>
     <w:multiLevelType w:val="multilevel"/>
@@ -3320,7 +4332,7 @@
         <w:rFonts w:ascii="Symbol" w:hAnsi="Symbol" w:hint="default"/>
       </w:rPr>
     </w:lvl>
-    <w:lvl w:ilvl="1" w:tplc="04090003" w:tentative="1">
+    <w:lvl w:ilvl="1" w:tplc="04090003">
       <w:start w:val="1"/>
       <w:numFmt w:val="bullet"/>
       <w:lvlText w:val="o"/>

--- a/CÔNG TY TNHH TMDV KHÁNH HƯNG/Notes.docx
+++ b/CÔNG TY TNHH TMDV KHÁNH HƯNG/Notes.docx
@@ -1409,7 +1409,39 @@
           <w:sz w:val="26"/>
           <w:szCs w:val="26"/>
         </w:rPr>
-        <w:t xml:space="preserve"> Thôn Cun Ruồm, Xã Tân Hòa, Huyện Hưng Hà, Tỉnh Thái Bình, Việt Nam.</w:t>
+        <w:t xml:space="preserve"> Thôn Cun Ruồm, </w:t>
+      </w:r>
+      <w:r>
+        <w:rPr>
+          <w:rFonts w:ascii="Times New Roman" w:eastAsia="Times New Roman" w:hAnsi="Times New Roman" w:cs="Times New Roman"/>
+          <w:sz w:val="26"/>
+          <w:szCs w:val="26"/>
+        </w:rPr>
+        <w:t>Ngự Thiên</w:t>
+      </w:r>
+      <w:r>
+        <w:rPr>
+          <w:rFonts w:ascii="Times New Roman" w:eastAsia="Times New Roman" w:hAnsi="Times New Roman" w:cs="Times New Roman"/>
+          <w:sz w:val="26"/>
+          <w:szCs w:val="26"/>
+        </w:rPr>
+        <w:t xml:space="preserve">, Tỉnh </w:t>
+      </w:r>
+      <w:r>
+        <w:rPr>
+          <w:rFonts w:ascii="Times New Roman" w:eastAsia="Times New Roman" w:hAnsi="Times New Roman" w:cs="Times New Roman"/>
+          <w:sz w:val="26"/>
+          <w:szCs w:val="26"/>
+        </w:rPr>
+        <w:t>Hưng Yên</w:t>
+      </w:r>
+      <w:r>
+        <w:rPr>
+          <w:rFonts w:ascii="Times New Roman" w:eastAsia="Times New Roman" w:hAnsi="Times New Roman" w:cs="Times New Roman"/>
+          <w:sz w:val="26"/>
+          <w:szCs w:val="26"/>
+        </w:rPr>
+        <w:t>, Việt Nam.</w:t>
       </w:r>
     </w:p>
     <w:p>
@@ -1441,7 +1473,55 @@
           <w:sz w:val="26"/>
           <w:szCs w:val="26"/>
         </w:rPr>
-        <w:t xml:space="preserve"> Thôn Cun Ruốm, Xã Tân Hòa, Huyện Hưng Hà, Tỉnh Thái Bình, Việt Nam.</w:t>
+        <w:t xml:space="preserve"> </w:t>
+      </w:r>
+      <w:r>
+        <w:rPr>
+          <w:rFonts w:ascii="Times New Roman" w:eastAsia="Times New Roman" w:hAnsi="Times New Roman" w:cs="Times New Roman"/>
+          <w:sz w:val="26"/>
+          <w:szCs w:val="26"/>
+        </w:rPr>
+        <w:t xml:space="preserve">Thôn Cun Ruồm, </w:t>
+      </w:r>
+      <w:r>
+        <w:rPr>
+          <w:rFonts w:ascii="Times New Roman" w:eastAsia="Times New Roman" w:hAnsi="Times New Roman" w:cs="Times New Roman"/>
+          <w:sz w:val="26"/>
+          <w:szCs w:val="26"/>
+        </w:rPr>
+        <w:t>Ngự Thiên</w:t>
+      </w:r>
+      <w:r>
+        <w:rPr>
+          <w:rFonts w:ascii="Times New Roman" w:eastAsia="Times New Roman" w:hAnsi="Times New Roman" w:cs="Times New Roman"/>
+          <w:sz w:val="26"/>
+          <w:szCs w:val="26"/>
+        </w:rPr>
+        <w:t xml:space="preserve">, Tỉnh </w:t>
+      </w:r>
+      <w:r>
+        <w:rPr>
+          <w:rFonts w:ascii="Times New Roman" w:eastAsia="Times New Roman" w:hAnsi="Times New Roman" w:cs="Times New Roman"/>
+          <w:sz w:val="26"/>
+          <w:szCs w:val="26"/>
+        </w:rPr>
+        <w:t>Hưng Yên</w:t>
+      </w:r>
+      <w:r>
+        <w:rPr>
+          <w:rFonts w:ascii="Times New Roman" w:eastAsia="Times New Roman" w:hAnsi="Times New Roman" w:cs="Times New Roman"/>
+          <w:sz w:val="26"/>
+          <w:szCs w:val="26"/>
+        </w:rPr>
+        <w:t>, Việt Nam</w:t>
+      </w:r>
+      <w:r>
+        <w:rPr>
+          <w:rFonts w:ascii="Times New Roman" w:eastAsia="Times New Roman" w:hAnsi="Times New Roman" w:cs="Times New Roman"/>
+          <w:sz w:val="26"/>
+          <w:szCs w:val="26"/>
+        </w:rPr>
+        <w:t>.</w:t>
       </w:r>
     </w:p>
     <w:p>
@@ -1563,6 +1643,7 @@
                 <w:szCs w:val="26"/>
               </w:rPr>
             </w:pPr>
+            <w:bookmarkStart w:id="0" w:name="_GoBack"/>
             <w:r>
               <w:rPr>
                 <w:rFonts w:ascii="Times New Roman" w:hAnsi="Times New Roman" w:cs="Times New Roman"/>
@@ -1864,204 +1945,7 @@
           </w:p>
         </w:tc>
       </w:tr>
-      <w:tr>
-        <w:tc>
-          <w:tcPr>
-            <w:tcW w:w="551" w:type="dxa"/>
-          </w:tcPr>
-          <w:p>
-            <w:pPr>
-              <w:pStyle w:val="ListParagraph"/>
-              <w:ind w:left="0"/>
-              <w:rPr>
-                <w:rFonts w:ascii="Times New Roman" w:hAnsi="Times New Roman" w:cs="Times New Roman"/>
-                <w:sz w:val="26"/>
-                <w:szCs w:val="26"/>
-              </w:rPr>
-            </w:pPr>
-          </w:p>
-        </w:tc>
-        <w:tc>
-          <w:tcPr>
-            <w:tcW w:w="3827" w:type="dxa"/>
-          </w:tcPr>
-          <w:p>
-            <w:pPr>
-              <w:pStyle w:val="ListParagraph"/>
-              <w:ind w:left="0"/>
-              <w:rPr>
-                <w:rFonts w:ascii="Times New Roman" w:hAnsi="Times New Roman" w:cs="Times New Roman"/>
-                <w:sz w:val="26"/>
-                <w:szCs w:val="26"/>
-              </w:rPr>
-            </w:pPr>
-          </w:p>
-        </w:tc>
-        <w:tc>
-          <w:tcPr>
-            <w:tcW w:w="1560" w:type="dxa"/>
-          </w:tcPr>
-          <w:p>
-            <w:pPr>
-              <w:pStyle w:val="ListParagraph"/>
-              <w:ind w:left="0"/>
-              <w:rPr>
-                <w:rFonts w:ascii="Times New Roman" w:hAnsi="Times New Roman" w:cs="Times New Roman"/>
-                <w:sz w:val="26"/>
-                <w:szCs w:val="26"/>
-              </w:rPr>
-            </w:pPr>
-          </w:p>
-        </w:tc>
-        <w:tc>
-          <w:tcPr>
-            <w:tcW w:w="1013" w:type="dxa"/>
-          </w:tcPr>
-          <w:p>
-            <w:pPr>
-              <w:pStyle w:val="ListParagraph"/>
-              <w:ind w:left="0"/>
-              <w:rPr>
-                <w:rFonts w:ascii="Times New Roman" w:hAnsi="Times New Roman" w:cs="Times New Roman"/>
-                <w:sz w:val="26"/>
-                <w:szCs w:val="26"/>
-              </w:rPr>
-            </w:pPr>
-          </w:p>
-        </w:tc>
-      </w:tr>
-      <w:tr>
-        <w:tc>
-          <w:tcPr>
-            <w:tcW w:w="551" w:type="dxa"/>
-          </w:tcPr>
-          <w:p>
-            <w:pPr>
-              <w:pStyle w:val="ListParagraph"/>
-              <w:ind w:left="0"/>
-              <w:rPr>
-                <w:rFonts w:ascii="Times New Roman" w:hAnsi="Times New Roman" w:cs="Times New Roman"/>
-                <w:sz w:val="26"/>
-                <w:szCs w:val="26"/>
-              </w:rPr>
-            </w:pPr>
-          </w:p>
-        </w:tc>
-        <w:tc>
-          <w:tcPr>
-            <w:tcW w:w="3827" w:type="dxa"/>
-          </w:tcPr>
-          <w:p>
-            <w:pPr>
-              <w:pStyle w:val="ListParagraph"/>
-              <w:ind w:left="0"/>
-              <w:rPr>
-                <w:rFonts w:ascii="Times New Roman" w:hAnsi="Times New Roman" w:cs="Times New Roman"/>
-                <w:sz w:val="26"/>
-                <w:szCs w:val="26"/>
-              </w:rPr>
-            </w:pPr>
-          </w:p>
-        </w:tc>
-        <w:tc>
-          <w:tcPr>
-            <w:tcW w:w="1560" w:type="dxa"/>
-          </w:tcPr>
-          <w:p>
-            <w:pPr>
-              <w:pStyle w:val="ListParagraph"/>
-              <w:ind w:left="0"/>
-              <w:rPr>
-                <w:rFonts w:ascii="Times New Roman" w:hAnsi="Times New Roman" w:cs="Times New Roman"/>
-                <w:sz w:val="26"/>
-                <w:szCs w:val="26"/>
-              </w:rPr>
-            </w:pPr>
-          </w:p>
-        </w:tc>
-        <w:tc>
-          <w:tcPr>
-            <w:tcW w:w="1013" w:type="dxa"/>
-          </w:tcPr>
-          <w:p>
-            <w:pPr>
-              <w:pStyle w:val="ListParagraph"/>
-              <w:ind w:left="0"/>
-              <w:rPr>
-                <w:rFonts w:ascii="Times New Roman" w:hAnsi="Times New Roman" w:cs="Times New Roman"/>
-                <w:sz w:val="26"/>
-                <w:szCs w:val="26"/>
-              </w:rPr>
-            </w:pPr>
-          </w:p>
-        </w:tc>
-      </w:tr>
-      <w:tr>
-        <w:tc>
-          <w:tcPr>
-            <w:tcW w:w="551" w:type="dxa"/>
-          </w:tcPr>
-          <w:p>
-            <w:pPr>
-              <w:pStyle w:val="ListParagraph"/>
-              <w:ind w:left="0"/>
-              <w:rPr>
-                <w:rFonts w:ascii="Times New Roman" w:hAnsi="Times New Roman" w:cs="Times New Roman"/>
-                <w:sz w:val="26"/>
-                <w:szCs w:val="26"/>
-              </w:rPr>
-            </w:pPr>
-          </w:p>
-        </w:tc>
-        <w:tc>
-          <w:tcPr>
-            <w:tcW w:w="3827" w:type="dxa"/>
-          </w:tcPr>
-          <w:p>
-            <w:pPr>
-              <w:pStyle w:val="ListParagraph"/>
-              <w:ind w:left="0"/>
-              <w:rPr>
-                <w:rFonts w:ascii="Times New Roman" w:hAnsi="Times New Roman" w:cs="Times New Roman"/>
-                <w:sz w:val="26"/>
-                <w:szCs w:val="26"/>
-              </w:rPr>
-            </w:pPr>
-          </w:p>
-        </w:tc>
-        <w:tc>
-          <w:tcPr>
-            <w:tcW w:w="1560" w:type="dxa"/>
-          </w:tcPr>
-          <w:p>
-            <w:pPr>
-              <w:pStyle w:val="ListParagraph"/>
-              <w:ind w:left="0"/>
-              <w:rPr>
-                <w:rFonts w:ascii="Times New Roman" w:hAnsi="Times New Roman" w:cs="Times New Roman"/>
-                <w:sz w:val="26"/>
-                <w:szCs w:val="26"/>
-              </w:rPr>
-            </w:pPr>
-          </w:p>
-        </w:tc>
-        <w:tc>
-          <w:tcPr>
-            <w:tcW w:w="1013" w:type="dxa"/>
-          </w:tcPr>
-          <w:p>
-            <w:pPr>
-              <w:pStyle w:val="ListParagraph"/>
-              <w:ind w:left="0"/>
-              <w:rPr>
-                <w:rFonts w:ascii="Times New Roman" w:hAnsi="Times New Roman" w:cs="Times New Roman"/>
-                <w:sz w:val="26"/>
-                <w:szCs w:val="26"/>
-              </w:rPr>
-            </w:pPr>
-          </w:p>
-        </w:tc>
-      </w:tr>
+      <w:bookmarkEnd w:id="0"/>
     </w:tbl>
     <w:p>
       <w:pPr>
@@ -2488,7 +2372,6 @@
                 <w:sz w:val="26"/>
                 <w:szCs w:val="26"/>
               </w:rPr>
-              <w:lastRenderedPageBreak/>
               <w:t>Chi tiết: bán buôn đồ bảo hộ lao động</w:t>
             </w:r>
           </w:p>
@@ -2513,7 +2396,6 @@
                 <w:sz w:val="26"/>
                 <w:szCs w:val="26"/>
               </w:rPr>
-              <w:lastRenderedPageBreak/>
               <w:t>4669</w:t>
             </w:r>
           </w:p>
@@ -2602,6 +2484,7 @@
                 <w:sz w:val="26"/>
                 <w:szCs w:val="26"/>
               </w:rPr>
+              <w:lastRenderedPageBreak/>
               <w:t>STT</w:t>
             </w:r>
           </w:p>
@@ -3382,7 +3265,15 @@
           <w:sz w:val="26"/>
           <w:szCs w:val="26"/>
         </w:rPr>
-        <w:t>LIU, SANBAO thay thế bà Thảo làm đại diện pháp luật với chức danh Giám đốc</w:t>
+        <w:t xml:space="preserve">LIU, SANBAO thay thế bà Thảo làm đại diện pháp luật với chức danh </w:t>
+      </w:r>
+      <w:r>
+        <w:rPr>
+          <w:rFonts w:ascii="Times New Roman" w:eastAsia="Times New Roman" w:hAnsi="Times New Roman" w:cs="Times New Roman"/>
+          <w:sz w:val="26"/>
+          <w:szCs w:val="26"/>
+        </w:rPr>
+        <w:t xml:space="preserve"> </w:t>
       </w:r>
     </w:p>
     <w:p>
@@ -3404,23 +3295,7 @@
           <w:sz w:val="26"/>
           <w:szCs w:val="26"/>
         </w:rPr>
-        <w:t>Họ và tên</w:t>
-      </w:r>
-      <w:r>
-        <w:rPr>
-          <w:rFonts w:ascii="Times New Roman" w:hAnsi="Times New Roman" w:cs="Times New Roman"/>
-          <w:sz w:val="26"/>
-          <w:szCs w:val="26"/>
-        </w:rPr>
-        <w:t xml:space="preserve">: </w:t>
-      </w:r>
-      <w:r>
-        <w:rPr>
-          <w:rFonts w:ascii="Times New Roman" w:hAnsi="Times New Roman" w:cs="Times New Roman"/>
-          <w:sz w:val="26"/>
-          <w:szCs w:val="26"/>
-        </w:rPr>
-        <w:t>LIU, SANBAO</w:t>
+        <w:t>Họ và tên: LIU, SANBAO</w:t>
       </w:r>
     </w:p>
     <w:p>
@@ -3442,47 +3317,7 @@
           <w:sz w:val="26"/>
           <w:szCs w:val="26"/>
         </w:rPr>
-        <w:t xml:space="preserve">Ngày sinh: </w:t>
-      </w:r>
-      <w:r>
-        <w:rPr>
-          <w:rFonts w:ascii="Times New Roman" w:hAnsi="Times New Roman" w:cs="Times New Roman"/>
-          <w:sz w:val="26"/>
-          <w:szCs w:val="26"/>
-        </w:rPr>
-        <w:t>13</w:t>
-      </w:r>
-      <w:r>
-        <w:rPr>
-          <w:rFonts w:ascii="Times New Roman" w:hAnsi="Times New Roman" w:cs="Times New Roman"/>
-          <w:sz w:val="26"/>
-          <w:szCs w:val="26"/>
-        </w:rPr>
-        <w:t>/</w:t>
-      </w:r>
-      <w:r>
-        <w:rPr>
-          <w:rFonts w:ascii="Times New Roman" w:hAnsi="Times New Roman" w:cs="Times New Roman"/>
-          <w:sz w:val="26"/>
-          <w:szCs w:val="26"/>
-        </w:rPr>
-        <w:t>07</w:t>
-      </w:r>
-      <w:r>
-        <w:rPr>
-          <w:rFonts w:ascii="Times New Roman" w:hAnsi="Times New Roman" w:cs="Times New Roman"/>
-          <w:sz w:val="26"/>
-          <w:szCs w:val="26"/>
-        </w:rPr>
-        <w:t>/</w:t>
-      </w:r>
-      <w:r>
-        <w:rPr>
-          <w:rFonts w:ascii="Times New Roman" w:hAnsi="Times New Roman" w:cs="Times New Roman"/>
-          <w:sz w:val="26"/>
-          <w:szCs w:val="26"/>
-        </w:rPr>
-        <w:t>1975</w:t>
+        <w:t>Chức danh: Giám đốc</w:t>
       </w:r>
     </w:p>
     <w:p>
@@ -3504,7 +3339,7 @@
           <w:sz w:val="26"/>
           <w:szCs w:val="26"/>
         </w:rPr>
-        <w:t>Giới tính: Nam</w:t>
+        <w:t>Ngày sinh: 13/07/1975</w:t>
       </w:r>
     </w:p>
     <w:p>
@@ -3526,7 +3361,7 @@
           <w:sz w:val="26"/>
           <w:szCs w:val="26"/>
         </w:rPr>
-        <w:t>Quốc tịch: Trung Quốc</w:t>
+        <w:t>Giới tính: Nam</w:t>
       </w:r>
     </w:p>
     <w:p>
@@ -3548,16 +3383,7 @@
           <w:sz w:val="26"/>
           <w:szCs w:val="26"/>
         </w:rPr>
-        <w:lastRenderedPageBreak/>
-        <w:t xml:space="preserve">Hộ chiếu nước ngoài: </w:t>
-      </w:r>
-      <w:r>
-        <w:rPr>
-          <w:rFonts w:ascii="Times New Roman" w:hAnsi="Times New Roman" w:cs="Times New Roman"/>
-          <w:sz w:val="26"/>
-          <w:szCs w:val="26"/>
-        </w:rPr>
-        <w:t>EB4943923</w:t>
+        <w:t>Quốc tịch: Trung Quốc</w:t>
       </w:r>
     </w:p>
     <w:p>
@@ -3579,49 +3405,7 @@
           <w:sz w:val="26"/>
           <w:szCs w:val="26"/>
         </w:rPr>
-        <w:t xml:space="preserve">Ngày cấp hộ chiếu: </w:t>
-      </w:r>
-      <w:r>
-        <w:rPr>
-          <w:rFonts w:ascii="Times New Roman" w:hAnsi="Times New Roman" w:cs="Times New Roman"/>
-          <w:sz w:val="26"/>
-          <w:szCs w:val="26"/>
-        </w:rPr>
-        <w:t>12</w:t>
-      </w:r>
-      <w:r>
-        <w:rPr>
-          <w:rFonts w:ascii="Times New Roman" w:hAnsi="Times New Roman" w:cs="Times New Roman"/>
-          <w:sz w:val="26"/>
-          <w:szCs w:val="26"/>
-        </w:rPr>
-        <w:t>/</w:t>
-      </w:r>
-      <w:r>
-        <w:rPr>
-          <w:rFonts w:ascii="Times New Roman" w:hAnsi="Times New Roman" w:cs="Times New Roman"/>
-          <w:sz w:val="26"/>
-          <w:szCs w:val="26"/>
-        </w:rPr>
-        <w:t>01</w:t>
-      </w:r>
-      <w:r>
-        <w:rPr>
-          <w:rFonts w:ascii="Times New Roman" w:hAnsi="Times New Roman" w:cs="Times New Roman"/>
-          <w:sz w:val="26"/>
-          <w:szCs w:val="26"/>
-        </w:rPr>
-        <w:t>/</w:t>
-      </w:r>
-      <w:bookmarkStart w:id="0" w:name="_GoBack"/>
-      <w:bookmarkEnd w:id="0"/>
-      <w:r>
-        <w:rPr>
-          <w:rFonts w:ascii="Times New Roman" w:hAnsi="Times New Roman" w:cs="Times New Roman"/>
-          <w:sz w:val="26"/>
-          <w:szCs w:val="26"/>
-        </w:rPr>
-        <w:t>2018</w:t>
+        <w:t>Hộ chiếu nước ngoài: EB4943923</w:t>
       </w:r>
     </w:p>
     <w:p>
@@ -3643,15 +3427,7 @@
           <w:sz w:val="26"/>
           <w:szCs w:val="26"/>
         </w:rPr>
-        <w:t xml:space="preserve">Nơi cấp: </w:t>
-      </w:r>
-      <w:r>
-        <w:rPr>
-          <w:rFonts w:ascii="Times New Roman" w:hAnsi="Times New Roman" w:cs="Times New Roman"/>
-          <w:sz w:val="26"/>
-          <w:szCs w:val="26"/>
-        </w:rPr>
-        <w:t>Tổng lãnh sự quán CHND Trung Hoa tại Thành phố Hồ Chí Minh</w:t>
+        <w:t>Ngày cấp hộ chiếu: 12/01/2018</w:t>
       </w:r>
     </w:p>
     <w:p>
@@ -3673,6 +3449,29 @@
           <w:sz w:val="26"/>
           <w:szCs w:val="26"/>
         </w:rPr>
+        <w:t>Nơi cấp: Tổng lãnh sự quán CHND Trung Hoa tại Thành phố Hồ Chí Minh</w:t>
+      </w:r>
+    </w:p>
+    <w:p>
+      <w:pPr>
+        <w:pStyle w:val="ListParagraph"/>
+        <w:numPr>
+          <w:ilvl w:val="1"/>
+          <w:numId w:val="5"/>
+        </w:numPr>
+        <w:rPr>
+          <w:rFonts w:ascii="Times New Roman" w:hAnsi="Times New Roman" w:cs="Times New Roman"/>
+          <w:sz w:val="26"/>
+          <w:szCs w:val="26"/>
+        </w:rPr>
+      </w:pPr>
+      <w:r>
+        <w:rPr>
+          <w:rFonts w:ascii="Times New Roman" w:hAnsi="Times New Roman" w:cs="Times New Roman"/>
+          <w:sz w:val="26"/>
+          <w:szCs w:val="26"/>
+        </w:rPr>
+        <w:lastRenderedPageBreak/>
         <w:t>Địa chỉ thường trú</w:t>
       </w:r>
       <w:r>
